--- a/Supplementary_material/old_editable_versions/Supplementary Figures S1-S2.docx
+++ b/Supplementary_material/old_editable_versions/Supplementary Figures S1-S2.docx
@@ -1,15 +1,19 @@
 
 <file path=word/document.xml><?xml version="1.0" encoding="utf-8"?>
-<w:document xmlns:mc="http://schemas.openxmlformats.org/markup-compatibility/2006" xmlns:o="urn:schemas-microsoft-com:office:office" xmlns:r="http://schemas.openxmlformats.org/officeDocument/2006/relationships" xmlns:m="http://schemas.openxmlformats.org/officeDocument/2006/math" xmlns:v="urn:schemas-microsoft-com:vml" xmlns:wp="http://schemas.openxmlformats.org/drawingml/2006/wordprocessingDrawing" xmlns:w10="urn:schemas-microsoft-com:office:word" xmlns:w="http://schemas.openxmlformats.org/wordprocessingml/2006/main" xmlns:wne="http://schemas.microsoft.com/office/word/2006/wordml" xmlns:sl="http://schemas.openxmlformats.org/schemaLibrary/2006/main" xmlns:a="http://schemas.openxmlformats.org/drawingml/2006/main" xmlns:pic="http://schemas.openxmlformats.org/drawingml/2006/picture" xmlns:c="http://schemas.openxmlformats.org/drawingml/2006/chart" xmlns:lc="http://schemas.openxmlformats.org/drawingml/2006/lockedCanvas" xmlns:dgm="http://schemas.openxmlformats.org/drawingml/2006/diagram" xmlns:wps="http://schemas.microsoft.com/office/word/2010/wordprocessingShape" xmlns:wpg="http://schemas.microsoft.com/office/word/2010/wordprocessingGroup" xmlns:w14="http://schemas.microsoft.com/office/word/2010/wordml" xmlns:w15="http://schemas.microsoft.com/office/word/2012/wordml" xmlns:w16="http://schemas.microsoft.com/office/word/2018/wordml" xmlns:w16cex="http://schemas.microsoft.com/office/word/2018/wordml/cex" xmlns:w16cid="http://schemas.microsoft.com/office/word/2016/wordml/cid" xmlns="http://schemas.microsoft.com/office/tasks/2019/documenttasks" xmlns:cr="http://schemas.microsoft.com/office/comments/2020/reactions">
-  <w:background w:color="FFFFFF"/>
+<w:document xmlns:wpc="http://schemas.microsoft.com/office/word/2010/wordprocessingCanvas" xmlns:mc="http://schemas.openxmlformats.org/markup-compatibility/2006" xmlns:o="urn:schemas-microsoft-com:office:office" xmlns:r="http://schemas.openxmlformats.org/officeDocument/2006/relationships" xmlns:m="http://schemas.openxmlformats.org/officeDocument/2006/math" xmlns:v="urn:schemas-microsoft-com:vml" xmlns:wp14="http://schemas.microsoft.com/office/word/2010/wordprocessingDrawing" xmlns:wp="http://schemas.openxmlformats.org/drawingml/2006/wordprocessingDrawing" xmlns:w10="urn:schemas-microsoft-com:office:word" xmlns:w="http://schemas.openxmlformats.org/wordprocessingml/2006/main" xmlns:w14="http://schemas.microsoft.com/office/word/2010/wordml" xmlns:wpg="http://schemas.microsoft.com/office/word/2010/wordprocessingGroup" xmlns:wpi="http://schemas.microsoft.com/office/word/2010/wordprocessingInk" xmlns:wne="http://schemas.microsoft.com/office/word/2006/wordml" xmlns:wps="http://schemas.microsoft.com/office/word/2010/wordprocessingShape" xmlns:w15="http://schemas.microsoft.com/office/word/2012/wordml" mc:Ignorable="w14 wp14 w15">
+  <w:background w:color="FFFFFF">
+    <v:background id="_x0000_s1025" o:bwmode="white" filled="t" fillcolor="#ffffff" v:ext="SMDATA_7_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">
+      <v:fill color2="#000000" type="solid" angle="90"/>
+    </v:background>
+  </w:background>
   <w:body>
     <w:p>
       <w:pPr>
-        <w:pStyle w:val="Heading3"/>
+        <w:pStyle w:val="para3"/>
+        <w:ind w:firstLine="0"/>
         <w:spacing w:before="320" w:line="360" w:lineRule="auto"/>
-        <w:ind w:firstLine="0"/>
-        <w:rPr>
-          <w:rFonts w:ascii="Times New Roman" w:cs="Times New Roman" w:eastAsia="Times New Roman" w:hAnsi="Times New Roman"/>
+        <w:rPr>
+          <w:rFonts w:ascii="Times New Roman" w:hAnsi="Times New Roman" w:eastAsia="Times New Roman" w:cs="Times New Roman"/>
           <w:b w:val="0"/>
           <w:bCs w:val="0"/>
           <w:color w:val="000000"/>
@@ -17,28 +21,40 @@
           <w:szCs w:val="28"/>
         </w:rPr>
       </w:pPr>
-      <w:bookmarkStart w:colFirst="0" w:colLast="0" w:name="_l88kyaqxv41z" w:id="0"/>
+      <w:r/>
+      <w:bookmarkStart w:id="0" w:name="_l88kyaqxv41z"/>
+      <w:r/>
       <w:bookmarkEnd w:id="0"/>
-      <w:r>
-        <w:rPr>
-          <w:rFonts w:ascii="Times New Roman" w:cs="Times New Roman" w:eastAsia="Times New Roman" w:hAnsi="Times New Roman"/>
+      <w:r/>
+      <w:r>
+        <w:rPr>
+          <w:rFonts w:ascii="Times New Roman" w:hAnsi="Times New Roman" w:eastAsia="Times New Roman" w:cs="Times New Roman"/>
           <w:b w:val="0"/>
           <w:bCs w:val="0"/>
           <w:color w:val="000000"/>
           <w:sz w:val="28"/>
           <w:szCs w:val="28"/>
-          <w:rtl w:val="0"/>
-        </w:rPr>
-        <w:t xml:space="preserve">Supplementary Figures</w:t>
+        </w:rPr>
+        <w:t>Supplementary Figures</w:t>
+      </w:r>
+      <w:r>
+        <w:rPr>
+          <w:rFonts w:ascii="Times New Roman" w:hAnsi="Times New Roman" w:eastAsia="Times New Roman" w:cs="Times New Roman"/>
+          <w:b w:val="0"/>
+          <w:bCs w:val="0"/>
+          <w:color w:val="000000"/>
+          <w:sz w:val="28"/>
+          <w:szCs w:val="28"/>
+        </w:rPr>
       </w:r>
     </w:p>
     <w:p>
       <w:pPr>
-        <w:pStyle w:val="Heading3"/>
+        <w:pStyle w:val="para3"/>
+        <w:ind w:firstLine="0"/>
         <w:spacing w:before="320" w:line="360" w:lineRule="auto"/>
-        <w:ind w:firstLine="0"/>
-        <w:rPr>
-          <w:rFonts w:ascii="Times New Roman" w:cs="Times New Roman" w:eastAsia="Times New Roman" w:hAnsi="Times New Roman"/>
+        <w:rPr>
+          <w:rFonts w:ascii="Times New Roman" w:hAnsi="Times New Roman" w:eastAsia="Times New Roman" w:cs="Times New Roman"/>
           <w:b w:val="0"/>
           <w:bCs w:val="0"/>
           <w:color w:val="9900ff"/>
@@ -46,32 +62,46 @@
           <w:szCs w:val="28"/>
         </w:rPr>
       </w:pPr>
-      <w:bookmarkStart w:colFirst="0" w:colLast="0" w:name="_c9rf9tn4zeuj" w:id="1"/>
+      <w:r/>
+      <w:bookmarkStart w:id="1" w:name="_c9rf9tn4zeuj"/>
+      <w:r/>
       <w:bookmarkEnd w:id="1"/>
-      <w:r>
-        <w:rPr>
-          <w:rFonts w:ascii="Times New Roman" w:cs="Times New Roman" w:eastAsia="Times New Roman" w:hAnsi="Times New Roman"/>
+      <w:r/>
+      <w:r>
+        <w:rPr>
+          <w:rFonts w:ascii="Times New Roman" w:hAnsi="Times New Roman" w:eastAsia="Times New Roman" w:cs="Times New Roman"/>
           <w:b w:val="0"/>
           <w:bCs w:val="0"/>
           <w:color w:val="9900ff"/>
           <w:sz w:val="28"/>
           <w:szCs w:val="28"/>
         </w:rPr>
+      </w:r>
+      <w:r>
+        <w:rPr>
+          <w:noProof/>
+        </w:rPr>
         <w:drawing>
-          <wp:inline distB="114300" distT="114300" distL="114300" distR="114300">
-            <wp:extent cx="6120000" cy="4076700"/>
-            <wp:effectExtent b="0" l="0" r="0" t="0"/>
-            <wp:docPr id="2" name="image2.png"/>
-            <a:graphic>
+          <wp:inline distT="114300" distB="114300" distL="114300" distR="114300">
+            <wp:extent cx="6120130" cy="4076700"/>
+            <wp:effectExtent l="0" t="0" r="0" b="0"/>
+            <wp:docPr id="1" name="image2.png"/>
+            <wp:cNvGraphicFramePr/>
+            <a:graphic xmlns:a="http://schemas.openxmlformats.org/drawingml/2006/main">
               <a:graphicData uri="http://schemas.openxmlformats.org/drawingml/2006/picture">
-                <pic:pic>
+                <pic:pic xmlns:pic="http://schemas.openxmlformats.org/drawingml/2006/picture">
                   <pic:nvPicPr>
-                    <pic:cNvPr id="0" name="image2.png"/>
-                    <pic:cNvPicPr preferRelativeResize="0"/>
+                    <pic:cNvPr id="1" name="image2.png"/>
+                    <pic:cNvPicPr>
+                      <a:extLst>
+                        <a:ext uri="smNativeData">
+                          <sm:smNativeData xmlns:sm="smNativeData" val="SMDATA_17_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"/>
+                        </a:ext>
+                      </a:extLst>
+                    </pic:cNvPicPr>
                   </pic:nvPicPr>
                   <pic:blipFill>
-                    <a:blip r:embed="rId6"/>
-                    <a:srcRect b="0" l="0" r="0" t="0"/>
+                    <a:blip r:embed="rId7"/>
                     <a:stretch>
                       <a:fillRect/>
                     </a:stretch>
@@ -79,10 +109,15 @@
                   <pic:spPr>
                     <a:xfrm>
                       <a:off x="0" y="0"/>
-                      <a:ext cx="6120000" cy="4076700"/>
+                      <a:ext cx="6120130" cy="4076700"/>
                     </a:xfrm>
-                    <a:prstGeom prst="rect"/>
-                    <a:ln/>
+                    <a:prstGeom prst="rect">
+                      <a:avLst/>
+                    </a:prstGeom>
+                    <a:noFill/>
+                    <a:ln w="9525">
+                      <a:noFill/>
+                    </a:ln>
                   </pic:spPr>
                 </pic:pic>
               </a:graphicData>
@@ -92,56 +127,68 @@
       </w:r>
       <w:r>
         <w:rPr>
-          <w:rtl w:val="0"/>
+          <w:rFonts w:ascii="Times New Roman" w:hAnsi="Times New Roman" w:eastAsia="Times New Roman" w:cs="Times New Roman"/>
+          <w:b w:val="0"/>
+          <w:bCs w:val="0"/>
+          <w:color w:val="9900ff"/>
+          <w:sz w:val="28"/>
+          <w:szCs w:val="28"/>
+        </w:rPr>
+      </w:r>
+      <w:r>
+        <w:rPr>
+          <w:rFonts w:ascii="Times New Roman" w:hAnsi="Times New Roman" w:eastAsia="Times New Roman" w:cs="Times New Roman"/>
+          <w:b w:val="0"/>
+          <w:bCs w:val="0"/>
+          <w:color w:val="9900ff"/>
+          <w:sz w:val="28"/>
+          <w:szCs w:val="28"/>
         </w:rPr>
       </w:r>
     </w:p>
     <w:p>
       <w:pPr>
+        <w:ind w:firstLine="720"/>
         <w:spacing w:line="360" w:lineRule="auto"/>
-        <w:ind w:firstLine="720"/>
-        <w:rPr>
-          <w:rFonts w:ascii="Times New Roman" w:cs="Times New Roman" w:eastAsia="Times New Roman" w:hAnsi="Times New Roman"/>
+        <w:rPr>
+          <w:rFonts w:ascii="Times New Roman" w:hAnsi="Times New Roman" w:eastAsia="Times New Roman" w:cs="Times New Roman"/>
           <w:sz w:val="24"/>
           <w:szCs w:val="24"/>
         </w:rPr>
       </w:pPr>
       <w:r>
         <w:rPr>
-          <w:rFonts w:ascii="Times New Roman" w:cs="Times New Roman" w:eastAsia="Times New Roman" w:hAnsi="Times New Roman"/>
+          <w:rFonts w:ascii="Times New Roman" w:hAnsi="Times New Roman" w:eastAsia="Times New Roman" w:cs="Times New Roman"/>
           <w:sz w:val="24"/>
           <w:szCs w:val="24"/>
-          <w:rtl w:val="0"/>
         </w:rPr>
         <w:t xml:space="preserve">Figure S1. Experimental crossing shows the presence of a postzygotic reproductive barrier between the W and S </w:t>
       </w:r>
       <w:r>
         <w:rPr>
-          <w:rFonts w:ascii="Times New Roman" w:cs="Times New Roman" w:eastAsia="Times New Roman" w:hAnsi="Times New Roman"/>
-          <w:i w:val="1"/>
-          <w:iCs w:val="1"/>
+          <w:rFonts w:ascii="Times New Roman" w:hAnsi="Times New Roman" w:eastAsia="Times New Roman" w:cs="Times New Roman"/>
+          <w:i/>
+          <w:iCs/>
           <w:sz w:val="24"/>
           <w:szCs w:val="24"/>
-          <w:rtl w:val="0"/>
         </w:rPr>
         <w:t xml:space="preserve">E. vittatus </w:t>
       </w:r>
       <w:r>
         <w:rPr>
-          <w:rFonts w:ascii="Times New Roman" w:cs="Times New Roman" w:eastAsia="Times New Roman" w:hAnsi="Times New Roman"/>
+          <w:rFonts w:ascii="Times New Roman" w:hAnsi="Times New Roman" w:eastAsia="Times New Roman" w:cs="Times New Roman"/>
           <w:sz w:val="24"/>
           <w:szCs w:val="24"/>
-          <w:rtl w:val="0"/>
-        </w:rPr>
-        <w:t xml:space="preserve">lineages. Shown are the dynamics of survival (A), amplexus formation (B), number of ovigerous females (C), juveniles (D) in the control cross (WxW) and experimental combinations SxW and WxS.</w:t>
+        </w:rPr>
+        <w:t>lineages. Shown are the dynamics of survival (A), amplexus formation (B), number of ovigerous females (C), juveniles (D) in the control cross (WxW) and experimental combinations SxW and WxS.</w:t>
       </w:r>
     </w:p>
     <w:p>
       <w:pPr>
+        <w:ind w:firstLine="720"/>
         <w:spacing w:line="360" w:lineRule="auto"/>
-        <w:ind w:firstLine="720"/>
-        <w:rPr>
-          <w:rFonts w:ascii="Times New Roman" w:cs="Times New Roman" w:eastAsia="Times New Roman" w:hAnsi="Times New Roman"/>
+        <w:rPr>
+          <w:rFonts w:ascii="Times New Roman" w:hAnsi="Times New Roman" w:eastAsia="Times New Roman" w:cs="Times New Roman"/>
           <w:color w:val="9900ff"/>
           <w:sz w:val="20"/>
           <w:szCs w:val="20"/>
@@ -149,16 +196,19 @@
       </w:pPr>
       <w:r>
         <w:rPr>
-          <w:rtl w:val="0"/>
+          <w:rFonts w:ascii="Times New Roman" w:hAnsi="Times New Roman" w:eastAsia="Times New Roman" w:cs="Times New Roman"/>
+          <w:color w:val="9900ff"/>
+          <w:sz w:val="20"/>
+          <w:szCs w:val="20"/>
         </w:rPr>
       </w:r>
     </w:p>
     <w:p>
       <w:pPr>
+        <w:ind w:firstLine="0"/>
         <w:spacing w:line="360" w:lineRule="auto"/>
-        <w:ind w:firstLine="0"/>
-        <w:rPr>
-          <w:rFonts w:ascii="Times New Roman" w:cs="Times New Roman" w:eastAsia="Times New Roman" w:hAnsi="Times New Roman"/>
+        <w:rPr>
+          <w:rFonts w:ascii="Times New Roman" w:hAnsi="Times New Roman" w:eastAsia="Times New Roman" w:cs="Times New Roman"/>
           <w:color w:val="9900ff"/>
           <w:sz w:val="20"/>
           <w:szCs w:val="20"/>
@@ -166,26 +216,32 @@
       </w:pPr>
       <w:r>
         <w:rPr>
-          <w:rFonts w:ascii="Times New Roman" w:cs="Times New Roman" w:eastAsia="Times New Roman" w:hAnsi="Times New Roman"/>
-          <w:color w:val="9900ff"/>
-          <w:sz w:val="20"/>
-          <w:szCs w:val="20"/>
+          <w:noProof/>
         </w:rPr>
         <w:drawing>
-          <wp:inline distB="114300" distT="114300" distL="114300" distR="114300">
-            <wp:extent cx="5731200" cy="4292600"/>
-            <wp:effectExtent b="0" l="0" r="0" t="0"/>
-            <wp:docPr id="1" name="image1.png"/>
-            <a:graphic>
+          <wp:inline distT="89535" distB="89535" distL="89535" distR="89535">
+            <wp:extent cx="6466840" cy="4848860"/>
+            <wp:effectExtent l="0" t="0" r="0" b="0"/>
+            <wp:docPr id="2" name="Picture1"/>
+            <wp:cNvGraphicFramePr>
+              <a:graphicFrameLocks xmlns:a="http://schemas.openxmlformats.org/drawingml/2006/main" noChangeAspect="1"/>
+            </wp:cNvGraphicFramePr>
+            <a:graphic xmlns:a="http://schemas.openxmlformats.org/drawingml/2006/main">
               <a:graphicData uri="http://schemas.openxmlformats.org/drawingml/2006/picture">
-                <pic:pic>
+                <pic:pic xmlns:pic="http://schemas.openxmlformats.org/drawingml/2006/picture">
                   <pic:nvPicPr>
-                    <pic:cNvPr id="0" name="image1.png"/>
-                    <pic:cNvPicPr preferRelativeResize="0"/>
+                    <pic:cNvPr id="2" name="Picture1"/>
+                    <pic:cNvPicPr>
+                      <a:picLocks noChangeAspect="1"/>
+                      <a:extLst>
+                        <a:ext uri="smNativeData">
+                          <sm:smNativeData xmlns:sm="smNativeData" val="SMDATA_17_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"/>
+                        </a:ext>
+                      </a:extLst>
+                    </pic:cNvPicPr>
                   </pic:nvPicPr>
                   <pic:blipFill>
-                    <a:blip r:embed="rId7"/>
-                    <a:srcRect b="67" l="0" r="0" t="67"/>
+                    <a:blip r:embed="rId8"/>
                     <a:stretch>
                       <a:fillRect/>
                     </a:stretch>
@@ -193,10 +249,15 @@
                   <pic:spPr>
                     <a:xfrm>
                       <a:off x="0" y="0"/>
-                      <a:ext cx="5731200" cy="4292600"/>
+                      <a:ext cx="6466840" cy="4848860"/>
                     </a:xfrm>
-                    <a:prstGeom prst="rect"/>
-                    <a:ln/>
+                    <a:prstGeom prst="rect">
+                      <a:avLst/>
+                    </a:prstGeom>
+                    <a:noFill/>
+                    <a:ln w="12700">
+                      <a:noFill/>
+                    </a:ln>
                   </pic:spPr>
                 </pic:pic>
               </a:graphicData>
@@ -206,308 +267,1260 @@
       </w:r>
       <w:r>
         <w:rPr>
-          <w:rtl w:val="0"/>
+          <w:rFonts w:ascii="Times New Roman" w:hAnsi="Times New Roman" w:eastAsia="Times New Roman" w:cs="Times New Roman"/>
+          <w:color w:val="9900ff"/>
+          <w:sz w:val="20"/>
+          <w:szCs w:val="20"/>
         </w:rPr>
       </w:r>
     </w:p>
     <w:p>
       <w:pPr>
+        <w:ind w:firstLine="720"/>
         <w:spacing w:line="360" w:lineRule="auto"/>
-        <w:ind w:firstLine="720"/>
-        <w:rPr>
-          <w:rFonts w:ascii="Times New Roman" w:cs="Times New Roman" w:eastAsia="Times New Roman" w:hAnsi="Times New Roman"/>
+        <w:rPr>
+          <w:rFonts w:ascii="Times New Roman" w:hAnsi="Times New Roman" w:eastAsia="Times New Roman" w:cs="Times New Roman"/>
           <w:sz w:val="24"/>
           <w:szCs w:val="24"/>
         </w:rPr>
       </w:pPr>
       <w:r>
         <w:rPr>
-          <w:rFonts w:ascii="Times New Roman" w:cs="Times New Roman" w:eastAsia="Times New Roman" w:hAnsi="Times New Roman"/>
+          <w:rFonts w:ascii="Times New Roman" w:hAnsi="Times New Roman" w:eastAsia="Times New Roman" w:cs="Times New Roman"/>
           <w:sz w:val="24"/>
           <w:szCs w:val="24"/>
-          <w:rtl w:val="0"/>
         </w:rPr>
         <w:t xml:space="preserve">Figure S2. Comparison between uncorrected p (A), K2P (B), and patristic distances for the same set of sequences. Ecy, </w:t>
       </w:r>
       <w:r>
         <w:rPr>
-          <w:rFonts w:ascii="Times New Roman" w:cs="Times New Roman" w:eastAsia="Times New Roman" w:hAnsi="Times New Roman"/>
-          <w:i w:val="1"/>
-          <w:iCs w:val="1"/>
+          <w:rFonts w:ascii="Times New Roman" w:hAnsi="Times New Roman" w:eastAsia="Times New Roman" w:cs="Times New Roman"/>
+          <w:i/>
+          <w:iCs/>
           <w:sz w:val="24"/>
           <w:szCs w:val="24"/>
-          <w:rtl w:val="0"/>
-        </w:rPr>
-        <w:t xml:space="preserve">E. cyaneus</w:t>
-      </w:r>
-      <w:r>
-        <w:rPr>
-          <w:rFonts w:ascii="Times New Roman" w:cs="Times New Roman" w:eastAsia="Times New Roman" w:hAnsi="Times New Roman"/>
+        </w:rPr>
+        <w:t>E. cyaneus</w:t>
+      </w:r>
+      <w:r>
+        <w:rPr>
+          <w:rFonts w:ascii="Times New Roman" w:hAnsi="Times New Roman" w:eastAsia="Times New Roman" w:cs="Times New Roman"/>
           <w:sz w:val="24"/>
           <w:szCs w:val="24"/>
-          <w:rtl w:val="0"/>
         </w:rPr>
         <w:t xml:space="preserve">. Ema, </w:t>
       </w:r>
       <w:r>
         <w:rPr>
-          <w:rFonts w:ascii="Times New Roman" w:cs="Times New Roman" w:eastAsia="Times New Roman" w:hAnsi="Times New Roman"/>
-          <w:i w:val="1"/>
-          <w:iCs w:val="1"/>
+          <w:rFonts w:ascii="Times New Roman" w:hAnsi="Times New Roman" w:eastAsia="Times New Roman" w:cs="Times New Roman"/>
+          <w:i/>
+          <w:iCs/>
           <w:sz w:val="24"/>
           <w:szCs w:val="24"/>
-          <w:rtl w:val="0"/>
-        </w:rPr>
-        <w:t xml:space="preserve">E. marituji</w:t>
-      </w:r>
-      <w:r>
-        <w:rPr>
-          <w:rFonts w:ascii="Times New Roman" w:cs="Times New Roman" w:eastAsia="Times New Roman" w:hAnsi="Times New Roman"/>
+        </w:rPr>
+        <w:t>E. marituji</w:t>
+      </w:r>
+      <w:r>
+        <w:rPr>
+          <w:rFonts w:ascii="Times New Roman" w:hAnsi="Times New Roman" w:eastAsia="Times New Roman" w:cs="Times New Roman"/>
           <w:sz w:val="24"/>
           <w:szCs w:val="24"/>
-          <w:rtl w:val="0"/>
         </w:rPr>
         <w:t xml:space="preserve">. Evi, </w:t>
       </w:r>
       <w:r>
         <w:rPr>
-          <w:rFonts w:ascii="Times New Roman" w:cs="Times New Roman" w:eastAsia="Times New Roman" w:hAnsi="Times New Roman"/>
-          <w:i w:val="1"/>
-          <w:iCs w:val="1"/>
+          <w:rFonts w:ascii="Times New Roman" w:hAnsi="Times New Roman" w:eastAsia="Times New Roman" w:cs="Times New Roman"/>
+          <w:i/>
+          <w:iCs/>
           <w:sz w:val="24"/>
           <w:szCs w:val="24"/>
-          <w:rtl w:val="0"/>
-        </w:rPr>
-        <w:t xml:space="preserve">E. vittatus</w:t>
-      </w:r>
-      <w:r>
-        <w:rPr>
-          <w:rFonts w:ascii="Times New Roman" w:cs="Times New Roman" w:eastAsia="Times New Roman" w:hAnsi="Times New Roman"/>
+        </w:rPr>
+        <w:t>E. vittatus</w:t>
+      </w:r>
+      <w:r>
+        <w:rPr>
+          <w:rFonts w:ascii="Times New Roman" w:hAnsi="Times New Roman" w:eastAsia="Times New Roman" w:cs="Times New Roman"/>
           <w:sz w:val="24"/>
           <w:szCs w:val="24"/>
-          <w:rtl w:val="0"/>
         </w:rPr>
         <w:t xml:space="preserve">. Eve, </w:t>
       </w:r>
       <w:r>
         <w:rPr>
-          <w:rFonts w:ascii="Times New Roman" w:cs="Times New Roman" w:eastAsia="Times New Roman" w:hAnsi="Times New Roman"/>
-          <w:i w:val="1"/>
-          <w:iCs w:val="1"/>
+          <w:rFonts w:ascii="Times New Roman" w:hAnsi="Times New Roman" w:eastAsia="Times New Roman" w:cs="Times New Roman"/>
+          <w:i/>
+          <w:iCs/>
           <w:sz w:val="24"/>
           <w:szCs w:val="24"/>
-          <w:rtl w:val="0"/>
-        </w:rPr>
-        <w:t xml:space="preserve">E. verrucosus</w:t>
-      </w:r>
-      <w:r>
-        <w:rPr>
-          <w:rFonts w:ascii="Times New Roman" w:cs="Times New Roman" w:eastAsia="Times New Roman" w:hAnsi="Times New Roman"/>
+        </w:rPr>
+        <w:t>E. verrucosus</w:t>
+      </w:r>
+      <w:r>
+        <w:rPr>
+          <w:rFonts w:ascii="Times New Roman" w:hAnsi="Times New Roman" w:eastAsia="Times New Roman" w:cs="Times New Roman"/>
           <w:sz w:val="24"/>
           <w:szCs w:val="24"/>
-          <w:rtl w:val="0"/>
-        </w:rPr>
-        <w:t xml:space="preserve">.</w:t>
+        </w:rPr>
+        <w:t>.</w:t>
+      </w:r>
+      <w:r>
+        <w:rPr>
+          <w:rFonts w:ascii="Times New Roman" w:hAnsi="Times New Roman" w:eastAsia="Times New Roman" w:cs="Times New Roman"/>
+          <w:sz w:val="24"/>
+          <w:szCs w:val="24"/>
+        </w:rPr>
       </w:r>
     </w:p>
     <w:p>
-      <w:pPr>
-        <w:rPr/>
-      </w:pPr>
-      <w:r>
-        <w:rPr>
-          <w:rtl w:val="0"/>
-        </w:rPr>
-      </w:r>
+      <w:r/>
     </w:p>
     <w:sectPr>
-      <w:pgSz w:h="16838" w:w="11906" w:orient="portrait"/>
-      <w:pgMar w:bottom="720" w:top="720" w:left="720" w:right="720" w:header="720" w:footer="720"/>
-      <w:pgNumType w:start="1"/>
+      <w:footnotePr>
+        <w:pos w:val="pageBottom"/>
+        <w:numFmt w:val="decimal"/>
+        <w:numStart w:val="1"/>
+        <w:numRestart w:val="continuous"/>
+      </w:footnotePr>
+      <w:endnotePr>
+        <w:pos w:val="docEnd"/>
+        <w:numFmt w:val="lowerRoman"/>
+        <w:numStart w:val="1"/>
+        <w:numRestart w:val="continuous"/>
+      </w:endnotePr>
+      <w:type w:val="nextPage"/>
+      <w:pgSz w:h="16838" w:w="11906"/>
+      <w:pgMar w:left="720" w:top="720" w:right="720" w:bottom="720" w:header="0" w:footer="0"/>
+      <w:paperSrc w:first="0" w:other="0" a="0" b="0"/>
+      <w:pgNumType w:fmt="decimal" w:start="1"/>
+      <w:tmGutter w:val="3"/>
+      <w:mirrorMargins w:val="0"/>
+      <w:tmSection w:h="-2"/>
+      <w:guidesAndGridMasterPages Id="0" numberOfVerticalGuides="0" numberOfHorizontalGuides="0"/>
+      <w:guidesAndGridMasterPages Id="1" numberOfVerticalGuides="0" numberOfHorizontalGuides="0"/>
+      <w:guidesAndGridMasterPages Id="2" numberOfVerticalGuides="0" numberOfHorizontalGuides="0"/>
+      <w:foldMarks/>
     </w:sectPr>
   </w:body>
 </w:document>
 </file>
 
-<file path=word/numbering.xml><?xml version="1.0" encoding="utf-8"?>
-<w:numbering xmlns:mc="http://schemas.openxmlformats.org/markup-compatibility/2006" xmlns:o="urn:schemas-microsoft-com:office:office" xmlns:r="http://schemas.openxmlformats.org/officeDocument/2006/relationships" xmlns:m="http://schemas.openxmlformats.org/officeDocument/2006/math" xmlns:v="urn:schemas-microsoft-com:vml" xmlns:wp="http://schemas.openxmlformats.org/drawingml/2006/wordprocessingDrawing" xmlns:w10="urn:schemas-microsoft-com:office:word" xmlns:w="http://schemas.openxmlformats.org/wordprocessingml/2006/main" xmlns:wne="http://schemas.microsoft.com/office/word/2006/wordml" xmlns:sl="http://schemas.openxmlformats.org/schemaLibrary/2006/main" xmlns:a="http://schemas.openxmlformats.org/drawingml/2006/main" xmlns:pic="http://schemas.openxmlformats.org/drawingml/2006/picture" xmlns:c="http://schemas.openxmlformats.org/drawingml/2006/chart" xmlns:lc="http://schemas.openxmlformats.org/drawingml/2006/lockedCanvas" xmlns:dgm="http://schemas.openxmlformats.org/drawingml/2006/diagram" xmlns:wps="http://schemas.microsoft.com/office/word/2010/wordprocessingShape" xmlns:wpg="http://schemas.microsoft.com/office/word/2010/wordprocessingGroup" xmlns:w14="http://schemas.microsoft.com/office/word/2010/wordml" xmlns:w15="http://schemas.microsoft.com/office/word/2012/wordml" xmlns:w16="http://schemas.microsoft.com/office/word/2018/wordml" xmlns:w16cex="http://schemas.microsoft.com/office/word/2018/wordml/cex" xmlns:w16cid="http://schemas.microsoft.com/office/word/2016/wordml/cid" xmlns="http://schemas.microsoft.com/office/tasks/2019/documenttasks" xmlns:cr="http://schemas.microsoft.com/office/comments/2020/reactions"/>
-</file>
-
 <file path=word/styles.xml><?xml version="1.0" encoding="utf-8"?>
-<w:styles xmlns:mc="http://schemas.openxmlformats.org/markup-compatibility/2006" xmlns:o="urn:schemas-microsoft-com:office:office" xmlns:r="http://schemas.openxmlformats.org/officeDocument/2006/relationships" xmlns:m="http://schemas.openxmlformats.org/officeDocument/2006/math" xmlns:v="urn:schemas-microsoft-com:vml" xmlns:wp="http://schemas.openxmlformats.org/drawingml/2006/wordprocessingDrawing" xmlns:w10="urn:schemas-microsoft-com:office:word" xmlns:w="http://schemas.openxmlformats.org/wordprocessingml/2006/main" xmlns:wne="http://schemas.microsoft.com/office/word/2006/wordml" xmlns:sl="http://schemas.openxmlformats.org/schemaLibrary/2006/main" xmlns:a="http://schemas.openxmlformats.org/drawingml/2006/main" xmlns:pic="http://schemas.openxmlformats.org/drawingml/2006/picture" xmlns:c="http://schemas.openxmlformats.org/drawingml/2006/chart" xmlns:lc="http://schemas.openxmlformats.org/drawingml/2006/lockedCanvas" xmlns:dgm="http://schemas.openxmlformats.org/drawingml/2006/diagram" xmlns:wps="http://schemas.microsoft.com/office/word/2010/wordprocessingShape" xmlns:wpg="http://schemas.microsoft.com/office/word/2010/wordprocessingGroup" xmlns:w14="http://schemas.microsoft.com/office/word/2010/wordml" xmlns:w15="http://schemas.microsoft.com/office/word/2012/wordml" xmlns:w16="http://schemas.microsoft.com/office/word/2018/wordml" xmlns:w16cex="http://schemas.microsoft.com/office/word/2018/wordml/cex" xmlns:w16cid="http://schemas.microsoft.com/office/word/2016/wordml/cid" xmlns="http://schemas.microsoft.com/office/tasks/2019/documenttasks" xmlns:cr="http://schemas.microsoft.com/office/comments/2020/reactions">
+<w:styles xmlns:mc="http://schemas.openxmlformats.org/markup-compatibility/2006" xmlns:r="http://schemas.openxmlformats.org/officeDocument/2006/relationships" xmlns:w="http://schemas.openxmlformats.org/wordprocessingml/2006/main" xmlns:w14="http://schemas.microsoft.com/office/word/2010/wordml" mc:Ignorable="w14">
   <w:docDefaults>
     <w:rPrDefault>
       <w:rPr>
-        <w:rFonts w:ascii="Arial" w:cs="Arial" w:eastAsia="Arial" w:hAnsi="Arial"/>
+        <w:rFonts w:ascii="Arial" w:hAnsi="Arial" w:eastAsia="Arial" w:cs="Arial"/>
         <w:sz w:val="22"/>
         <w:szCs w:val="22"/>
-        <w:lang w:val="en_CA"/>
+        <w:lang w:val="en-ca" w:eastAsia="zh-cn" w:bidi="ar-sa"/>
       </w:rPr>
     </w:rPrDefault>
     <w:pPrDefault>
       <w:pPr>
+        <w:ind w:firstLine="576"/>
         <w:spacing w:line="276" w:lineRule="auto"/>
-        <w:ind w:firstLine="576"/>
         <w:jc w:val="both"/>
       </w:pPr>
     </w:pPrDefault>
   </w:docDefaults>
-  <w:style w:type="table" w:styleId="TableNormal" w:default="1">
-    <w:name w:val="TableNormal"/>
-    <w:tblPr>
-      <w:tblCellMar>
-        <w:top w:w="100.0" w:type="dxa"/>
-        <w:left w:w="100.0" w:type="dxa"/>
-        <w:bottom w:w="100.0" w:type="dxa"/>
-        <w:right w:w="100.0" w:type="dxa"/>
-      </w:tblCellMar>
-    </w:tblPr>
-  </w:style>
-  <w:style w:type="paragraph" w:styleId="Normal" w:default="1">
-    <w:name w:val="normal"/>
-  </w:style>
-  <w:style w:type="paragraph" w:styleId="Heading1">
+  <w:latentStyles w:defLockedState="0" w:defUIPriority="99" w:defSemiHidden="0" w:defUnhideWhenUsed="0" w:defQFormat="0" w:count="371">
+    <w:lsdException w:name="Normal" w:semiHidden="0" w:uiPriority="0" w:unhideWhenUsed="0" w:qFormat="1"/>
+    <w:lsdException w:name="heading 1" w:semiHidden="0" w:uiPriority="9" w:unhideWhenUsed="0" w:qFormat="1"/>
+    <w:lsdException w:name="heading 2" w:uiPriority="9" w:qFormat="1"/>
+    <w:lsdException w:name="heading 3" w:uiPriority="9" w:qFormat="1"/>
+    <w:lsdException w:name="heading 4" w:uiPriority="9" w:qFormat="1"/>
+    <w:lsdException w:name="heading 5" w:uiPriority="9" w:qFormat="1"/>
+    <w:lsdException w:name="heading 6" w:uiPriority="9" w:qFormat="1"/>
+    <w:lsdException w:name="heading 7" w:uiPriority="9" w:qFormat="1"/>
+    <w:lsdException w:name="heading 8" w:uiPriority="9" w:qFormat="1"/>
+    <w:lsdException w:name="heading 9" w:uiPriority="9" w:qFormat="1"/>
+    <w:lsdException w:name="index 1"/>
+    <w:lsdException w:name="index 2"/>
+    <w:lsdException w:name="index 3"/>
+    <w:lsdException w:name="index 4"/>
+    <w:lsdException w:name="index 5"/>
+    <w:lsdException w:name="index 6"/>
+    <w:lsdException w:name="index 7"/>
+    <w:lsdException w:name="index 8"/>
+    <w:lsdException w:name="index 9"/>
+    <w:lsdException w:name="toc 1" w:uiPriority="39"/>
+    <w:lsdException w:name="toc 2" w:uiPriority="39"/>
+    <w:lsdException w:name="toc 3" w:uiPriority="39"/>
+    <w:lsdException w:name="toc 4" w:uiPriority="39"/>
+    <w:lsdException w:name="toc 5" w:uiPriority="39"/>
+    <w:lsdException w:name="toc 6" w:uiPriority="39"/>
+    <w:lsdException w:name="toc 7" w:uiPriority="39"/>
+    <w:lsdException w:name="toc 8" w:uiPriority="39"/>
+    <w:lsdException w:name="toc 9" w:uiPriority="39"/>
+    <w:lsdException w:name="Normal Indent"/>
+    <w:lsdException w:name="footnote text"/>
+    <w:lsdException w:name="annotation text"/>
+    <w:lsdException w:name="header"/>
+    <w:lsdException w:name="footer"/>
+    <w:lsdException w:name="index heading"/>
+    <w:lsdException w:name="caption" w:uiPriority="35" w:qFormat="1"/>
+    <w:lsdException w:name="table of figures"/>
+    <w:lsdException w:name="envelope address"/>
+    <w:lsdException w:name="envelope return"/>
+    <w:lsdException w:name="footnote reference"/>
+    <w:lsdException w:name="annotation reference"/>
+    <w:lsdException w:name="line number"/>
+    <w:lsdException w:name="page number"/>
+    <w:lsdException w:name="endnote reference"/>
+    <w:lsdException w:name="endnote text"/>
+    <w:lsdException w:name="table of authorities"/>
+    <w:lsdException w:name="macro"/>
+    <w:lsdException w:name="toa heading"/>
+    <w:lsdException w:name="List"/>
+    <w:lsdException w:name="List Bullet"/>
+    <w:lsdException w:name="List Number"/>
+    <w:lsdException w:name="List 2"/>
+    <w:lsdException w:name="List 3"/>
+    <w:lsdException w:name="List 4"/>
+    <w:lsdException w:name="List 5"/>
+    <w:lsdException w:name="List Bullet 2"/>
+    <w:lsdException w:name="List Bullet 3"/>
+    <w:lsdException w:name="List Bullet 4"/>
+    <w:lsdException w:name="List Bullet 5"/>
+    <w:lsdException w:name="List Number 2"/>
+    <w:lsdException w:name="List Number 3"/>
+    <w:lsdException w:name="List Number 4"/>
+    <w:lsdException w:name="List Number 5"/>
+    <w:lsdException w:name="Title" w:semiHidden="0" w:uiPriority="10" w:unhideWhenUsed="0" w:qFormat="1"/>
+    <w:lsdException w:name="Closing"/>
+    <w:lsdException w:name="Signature"/>
+    <w:lsdException w:name="Default Paragraph Font" w:uiPriority="1"/>
+    <w:lsdException w:name="Body Text"/>
+    <w:lsdException w:name="Body Text Indent"/>
+    <w:lsdException w:name="List Continue"/>
+    <w:lsdException w:name="List Continue 2"/>
+    <w:lsdException w:name="List Continue 3"/>
+    <w:lsdException w:name="List Continue 4"/>
+    <w:lsdException w:name="List Continue 5"/>
+    <w:lsdException w:name="Message Header"/>
+    <w:lsdException w:name="Subtitle" w:semiHidden="0" w:uiPriority="11" w:unhideWhenUsed="0" w:qFormat="1"/>
+    <w:lsdException w:name="Salutation"/>
+    <w:lsdException w:name="Date"/>
+    <w:lsdException w:name="Body Text First Indent"/>
+    <w:lsdException w:name="Body Text First Indent 2"/>
+    <w:lsdException w:name="Note Heading"/>
+    <w:lsdException w:name="Body Text 2"/>
+    <w:lsdException w:name="Body Text 3"/>
+    <w:lsdException w:name="Body Text Indent 2"/>
+    <w:lsdException w:name="Body Text Indent 3"/>
+    <w:lsdException w:name="Block Text"/>
+    <w:lsdException w:name="Hyperlink"/>
+    <w:lsdException w:name="FollowedHyperlink"/>
+    <w:lsdException w:name="Strong" w:semiHidden="0" w:uiPriority="22" w:unhideWhenUsed="0" w:qFormat="1"/>
+    <w:lsdException w:name="Emphasis" w:semiHidden="0" w:uiPriority="20" w:unhideWhenUsed="0" w:qFormat="1"/>
+    <w:lsdException w:name="Document Map"/>
+    <w:lsdException w:name="Plain Text"/>
+    <w:lsdException w:name="E-mail Signature"/>
+    <w:lsdException w:name="HTML Top of Form"/>
+    <w:lsdException w:name="HTML Bottom of Form"/>
+    <w:lsdException w:name="Normal (Web)"/>
+    <w:lsdException w:name="HTML Acronym"/>
+    <w:lsdException w:name="HTML Address"/>
+    <w:lsdException w:name="HTML Cite"/>
+    <w:lsdException w:name="HTML Code"/>
+    <w:lsdException w:name="HTML Definition"/>
+    <w:lsdException w:name="HTML Keyboard"/>
+    <w:lsdException w:name="HTML Preformatted"/>
+    <w:lsdException w:name="HTML Sample"/>
+    <w:lsdException w:name="HTML Typewriter"/>
+    <w:lsdException w:name="HTML Variable"/>
+    <w:lsdException w:name="Normal Table"/>
+    <w:lsdException w:name="annotation subject"/>
+    <w:lsdException w:name="No List"/>
+    <w:lsdException w:name="Outline List 1"/>
+    <w:lsdException w:name="Outline List 2"/>
+    <w:lsdException w:name="Outline List 3"/>
+    <w:lsdException w:name="Table Simple 1"/>
+    <w:lsdException w:name="Table Simple 2"/>
+    <w:lsdException w:name="Table Simple 3"/>
+    <w:lsdException w:name="Table Classic 1"/>
+    <w:lsdException w:name="Table Classic 2"/>
+    <w:lsdException w:name="Table Classic 3"/>
+    <w:lsdException w:name="Table Classic 4"/>
+    <w:lsdException w:name="Table Colorful 1"/>
+    <w:lsdException w:name="Table Colorful 2"/>
+    <w:lsdException w:name="Table Colorful 3"/>
+    <w:lsdException w:name="Table Columns 1"/>
+    <w:lsdException w:name="Table Columns 2"/>
+    <w:lsdException w:name="Table Columns 3"/>
+    <w:lsdException w:name="Table Columns 4"/>
+    <w:lsdException w:name="Table Columns 5"/>
+    <w:lsdException w:name="Table Grid 1"/>
+    <w:lsdException w:name="Table Grid 2"/>
+    <w:lsdException w:name="Table Grid 3"/>
+    <w:lsdException w:name="Table Grid 4"/>
+    <w:lsdException w:name="Table Grid 5"/>
+    <w:lsdException w:name="Table Grid 6"/>
+    <w:lsdException w:name="Table Grid 7"/>
+    <w:lsdException w:name="Table Grid 8"/>
+    <w:lsdException w:name="Table List 1"/>
+    <w:lsdException w:name="Table List 2"/>
+    <w:lsdException w:name="Table List 3"/>
+    <w:lsdException w:name="Table List 4"/>
+    <w:lsdException w:name="Table List 5"/>
+    <w:lsdException w:name="Table List 6"/>
+    <w:lsdException w:name="Table List 7"/>
+    <w:lsdException w:name="Table List 8"/>
+    <w:lsdException w:name="Table 3D effects 1"/>
+    <w:lsdException w:name="Table 3D effects 2"/>
+    <w:lsdException w:name="Table 3D effects 3"/>
+    <w:lsdException w:name="Table Contemporary"/>
+    <w:lsdException w:name="Table Elegant"/>
+    <w:lsdException w:name="Table Professional"/>
+    <w:lsdException w:name="Table Subtle 1"/>
+    <w:lsdException w:name="Table Subtle 2"/>
+    <w:lsdException w:name="Table Web 1"/>
+    <w:lsdException w:name="Table Web 2"/>
+    <w:lsdException w:name="Table Web 3"/>
+    <w:lsdException w:name="Balloon Text"/>
+    <w:lsdException w:name="Table Grid" w:semiHidden="0" w:uiPriority="59" w:unhideWhenUsed="0"/>
+    <w:lsdException w:name="Table Theme"/>
+    <w:lsdException w:name="Placeholder Text" w:unhideWhenUsed="0"/>
+    <w:lsdException w:name="No Spacing" w:semiHidden="0" w:uiPriority="1" w:unhideWhenUsed="0" w:qFormat="1"/>
+    <w:lsdException w:name="Light Shading" w:semiHidden="0" w:uiPriority="60" w:unhideWhenUsed="0"/>
+    <w:lsdException w:name="Light List" w:semiHidden="0" w:uiPriority="61" w:unhideWhenUsed="0"/>
+    <w:lsdException w:name="Light Grid" w:semiHidden="0" w:uiPriority="62" w:unhideWhenUsed="0"/>
+    <w:lsdException w:name="Medium Shading 1" w:semiHidden="0" w:uiPriority="63" w:unhideWhenUsed="0"/>
+    <w:lsdException w:name="Medium Shading 2" w:semiHidden="0" w:uiPriority="64" w:unhideWhenUsed="0"/>
+    <w:lsdException w:name="Medium List 1" w:semiHidden="0" w:uiPriority="65" w:unhideWhenUsed="0"/>
+    <w:lsdException w:name="Medium List 2" w:semiHidden="0" w:uiPriority="66" w:unhideWhenUsed="0"/>
+    <w:lsdException w:name="Medium Grid 1" w:semiHidden="0" w:uiPriority="67" w:unhideWhenUsed="0"/>
+    <w:lsdException w:name="Medium Grid 2" w:semiHidden="0" w:uiPriority="68" w:unhideWhenUsed="0"/>
+    <w:lsdException w:name="Medium Grid 3" w:semiHidden="0" w:uiPriority="69" w:unhideWhenUsed="0"/>
+    <w:lsdException w:name="Dark List" w:semiHidden="0" w:uiPriority="70" w:unhideWhenUsed="0"/>
+    <w:lsdException w:name="Colorful Shading" w:semiHidden="0" w:uiPriority="71" w:unhideWhenUsed="0"/>
+    <w:lsdException w:name="Colorful List" w:semiHidden="0" w:uiPriority="72" w:unhideWhenUsed="0"/>
+    <w:lsdException w:name="Colorful Grid" w:semiHidden="0" w:uiPriority="73" w:unhideWhenUsed="0"/>
+    <w:lsdException w:name="Light Shading Accent 1" w:semiHidden="0" w:uiPriority="60" w:unhideWhenUsed="0"/>
+    <w:lsdException w:name="Light List Accent 1" w:semiHidden="0" w:uiPriority="61" w:unhideWhenUsed="0"/>
+    <w:lsdException w:name="Light Grid Accent 1" w:semiHidden="0" w:uiPriority="62" w:unhideWhenUsed="0"/>
+    <w:lsdException w:name="Medium Shading 1 Accent 1" w:semiHidden="0" w:uiPriority="63" w:unhideWhenUsed="0"/>
+    <w:lsdException w:name="Medium Shading 2 Accent 1" w:semiHidden="0" w:uiPriority="64" w:unhideWhenUsed="0"/>
+    <w:lsdException w:name="Medium List 1 Accent 1" w:semiHidden="0" w:uiPriority="65" w:unhideWhenUsed="0"/>
+    <w:lsdException w:name="Revision" w:unhideWhenUsed="0"/>
+    <w:lsdException w:name="List Paragraph" w:semiHidden="0" w:uiPriority="34" w:unhideWhenUsed="0" w:qFormat="1"/>
+    <w:lsdException w:name="Quote" w:semiHidden="0" w:uiPriority="29" w:unhideWhenUsed="0" w:qFormat="1"/>
+    <w:lsdException w:name="Intense Quote" w:semiHidden="0" w:uiPriority="30" w:unhideWhenUsed="0" w:qFormat="1"/>
+    <w:lsdException w:name="Medium List 2 Accent 1" w:semiHidden="0" w:uiPriority="66" w:unhideWhenUsed="0"/>
+    <w:lsdException w:name="Medium Grid 1 Accent 1" w:semiHidden="0" w:uiPriority="67" w:unhideWhenUsed="0"/>
+    <w:lsdException w:name="Medium Grid 2 Accent 1" w:semiHidden="0" w:uiPriority="68" w:unhideWhenUsed="0"/>
+    <w:lsdException w:name="Medium Grid 3 Accent 1" w:semiHidden="0" w:uiPriority="69" w:unhideWhenUsed="0"/>
+    <w:lsdException w:name="Dark List Accent 1" w:semiHidden="0" w:uiPriority="70" w:unhideWhenUsed="0"/>
+    <w:lsdException w:name="Colorful Shading Accent 1" w:semiHidden="0" w:uiPriority="71" w:unhideWhenUsed="0"/>
+    <w:lsdException w:name="Colorful List Accent 1" w:semiHidden="0" w:uiPriority="72" w:unhideWhenUsed="0"/>
+    <w:lsdException w:name="Colorful Grid Accent 1" w:semiHidden="0" w:uiPriority="73" w:unhideWhenUsed="0"/>
+    <w:lsdException w:name="Light Shading Accent 2" w:semiHidden="0" w:uiPriority="60" w:unhideWhenUsed="0"/>
+    <w:lsdException w:name="Light List Accent 2" w:semiHidden="0" w:uiPriority="61" w:unhideWhenUsed="0"/>
+    <w:lsdException w:name="Light Grid Accent 2" w:semiHidden="0" w:uiPriority="62" w:unhideWhenUsed="0"/>
+    <w:lsdException w:name="Medium Shading 1 Accent 2" w:semiHidden="0" w:uiPriority="63" w:unhideWhenUsed="0"/>
+    <w:lsdException w:name="Medium Shading 2 Accent 2" w:semiHidden="0" w:uiPriority="64" w:unhideWhenUsed="0"/>
+    <w:lsdException w:name="Medium List 1 Accent 2" w:semiHidden="0" w:uiPriority="65" w:unhideWhenUsed="0"/>
+    <w:lsdException w:name="Medium List 2 Accent 2" w:semiHidden="0" w:uiPriority="66" w:unhideWhenUsed="0"/>
+    <w:lsdException w:name="Medium Grid 1 Accent 2" w:semiHidden="0" w:uiPriority="67" w:unhideWhenUsed="0"/>
+    <w:lsdException w:name="Medium Grid 2 Accent 2" w:semiHidden="0" w:uiPriority="68" w:unhideWhenUsed="0"/>
+    <w:lsdException w:name="Medium Grid 3 Accent 2" w:semiHidden="0" w:uiPriority="69" w:unhideWhenUsed="0"/>
+    <w:lsdException w:name="Dark List Accent 2" w:semiHidden="0" w:uiPriority="70" w:unhideWhenUsed="0"/>
+    <w:lsdException w:name="Colorful Shading Accent 2" w:semiHidden="0" w:uiPriority="71" w:unhideWhenUsed="0"/>
+    <w:lsdException w:name="Colorful List Accent 2" w:semiHidden="0" w:uiPriority="72" w:unhideWhenUsed="0"/>
+    <w:lsdException w:name="Colorful Grid Accent 2" w:semiHidden="0" w:uiPriority="73" w:unhideWhenUsed="0"/>
+    <w:lsdException w:name="Light Shading Accent 3" w:semiHidden="0" w:uiPriority="60" w:unhideWhenUsed="0"/>
+    <w:lsdException w:name="Light List Accent 3" w:semiHidden="0" w:uiPriority="61" w:unhideWhenUsed="0"/>
+    <w:lsdException w:name="Light Grid Accent 3" w:semiHidden="0" w:uiPriority="62" w:unhideWhenUsed="0"/>
+    <w:lsdException w:name="Medium Shading 1 Accent 3" w:semiHidden="0" w:uiPriority="63" w:unhideWhenUsed="0"/>
+    <w:lsdException w:name="Medium Shading 2 Accent 3" w:semiHidden="0" w:uiPriority="64" w:unhideWhenUsed="0"/>
+    <w:lsdException w:name="Medium List 1 Accent 3" w:semiHidden="0" w:uiPriority="65" w:unhideWhenUsed="0"/>
+    <w:lsdException w:name="Medium List 2 Accent 3" w:semiHidden="0" w:uiPriority="66" w:unhideWhenUsed="0"/>
+    <w:lsdException w:name="Medium Grid 1 Accent 3" w:semiHidden="0" w:uiPriority="67" w:unhideWhenUsed="0"/>
+    <w:lsdException w:name="Medium Grid 2 Accent 3" w:semiHidden="0" w:uiPriority="68" w:unhideWhenUsed="0"/>
+    <w:lsdException w:name="Medium Grid 3 Accent 3" w:semiHidden="0" w:uiPriority="69" w:unhideWhenUsed="0"/>
+    <w:lsdException w:name="Dark List Accent 3" w:semiHidden="0" w:uiPriority="70" w:unhideWhenUsed="0"/>
+    <w:lsdException w:name="Colorful Shading Accent 3" w:semiHidden="0" w:uiPriority="71" w:unhideWhenUsed="0"/>
+    <w:lsdException w:name="Colorful List Accent 3" w:semiHidden="0" w:uiPriority="72" w:unhideWhenUsed="0"/>
+    <w:lsdException w:name="Colorful Grid Accent 3" w:semiHidden="0" w:uiPriority="73" w:unhideWhenUsed="0"/>
+    <w:lsdException w:name="Light Shading Accent 4" w:semiHidden="0" w:uiPriority="60" w:unhideWhenUsed="0"/>
+    <w:lsdException w:name="Light List Accent 4" w:semiHidden="0" w:uiPriority="61" w:unhideWhenUsed="0"/>
+    <w:lsdException w:name="Light Grid Accent 4" w:semiHidden="0" w:uiPriority="62" w:unhideWhenUsed="0"/>
+    <w:lsdException w:name="Medium Shading 1 Accent 4" w:semiHidden="0" w:uiPriority="63" w:unhideWhenUsed="0"/>
+    <w:lsdException w:name="Medium Shading 2 Accent 4" w:semiHidden="0" w:uiPriority="64" w:unhideWhenUsed="0"/>
+    <w:lsdException w:name="Medium List 1 Accent 4" w:semiHidden="0" w:uiPriority="65" w:unhideWhenUsed="0"/>
+    <w:lsdException w:name="Medium List 2 Accent 4" w:semiHidden="0" w:uiPriority="66" w:unhideWhenUsed="0"/>
+    <w:lsdException w:name="Medium Grid 1 Accent 4" w:semiHidden="0" w:uiPriority="67" w:unhideWhenUsed="0"/>
+    <w:lsdException w:name="Medium Grid 2 Accent 4" w:semiHidden="0" w:uiPriority="68" w:unhideWhenUsed="0"/>
+    <w:lsdException w:name="Medium Grid 3 Accent 4" w:semiHidden="0" w:uiPriority="69" w:unhideWhenUsed="0"/>
+    <w:lsdException w:name="Dark List Accent 4" w:semiHidden="0" w:uiPriority="70" w:unhideWhenUsed="0"/>
+    <w:lsdException w:name="Colorful Shading Accent 4" w:semiHidden="0" w:uiPriority="71" w:unhideWhenUsed="0"/>
+    <w:lsdException w:name="Colorful List Accent 4" w:semiHidden="0" w:uiPriority="72" w:unhideWhenUsed="0"/>
+    <w:lsdException w:name="Colorful Grid Accent 4" w:semiHidden="0" w:uiPriority="73" w:unhideWhenUsed="0"/>
+    <w:lsdException w:name="Light Shading Accent 5" w:semiHidden="0" w:uiPriority="60" w:unhideWhenUsed="0"/>
+    <w:lsdException w:name="Light List Accent 5" w:semiHidden="0" w:uiPriority="61" w:unhideWhenUsed="0"/>
+    <w:lsdException w:name="Light Grid Accent 5" w:semiHidden="0" w:uiPriority="62" w:unhideWhenUsed="0"/>
+    <w:lsdException w:name="Medium Shading 1 Accent 5" w:semiHidden="0" w:uiPriority="63" w:unhideWhenUsed="0"/>
+    <w:lsdException w:name="Medium Shading 2 Accent 5" w:semiHidden="0" w:uiPriority="64" w:unhideWhenUsed="0"/>
+    <w:lsdException w:name="Medium List 1 Accent 5" w:semiHidden="0" w:uiPriority="65" w:unhideWhenUsed="0"/>
+    <w:lsdException w:name="Medium List 2 Accent 5" w:semiHidden="0" w:uiPriority="66" w:unhideWhenUsed="0"/>
+    <w:lsdException w:name="Medium Grid 1 Accent 5" w:semiHidden="0" w:uiPriority="67" w:unhideWhenUsed="0"/>
+    <w:lsdException w:name="Medium Grid 2 Accent 5" w:semiHidden="0" w:uiPriority="68" w:unhideWhenUsed="0"/>
+    <w:lsdException w:name="Medium Grid 3 Accent 5" w:semiHidden="0" w:uiPriority="69" w:unhideWhenUsed="0"/>
+    <w:lsdException w:name="Dark List Accent 5" w:semiHidden="0" w:uiPriority="70" w:unhideWhenUsed="0"/>
+    <w:lsdException w:name="Colorful Shading Accent 5" w:semiHidden="0" w:uiPriority="71" w:unhideWhenUsed="0"/>
+    <w:lsdException w:name="Colorful List Accent 5" w:semiHidden="0" w:uiPriority="72" w:unhideWhenUsed="0"/>
+    <w:lsdException w:name="Colorful Grid Accent 5" w:semiHidden="0" w:uiPriority="73" w:unhideWhenUsed="0"/>
+    <w:lsdException w:name="Light Shading Accent 6" w:semiHidden="0" w:uiPriority="60" w:unhideWhenUsed="0"/>
+    <w:lsdException w:name="Light List Accent 6" w:semiHidden="0" w:uiPriority="61" w:unhideWhenUsed="0"/>
+    <w:lsdException w:name="Light Grid Accent 6" w:semiHidden="0" w:uiPriority="62" w:unhideWhenUsed="0"/>
+    <w:lsdException w:name="Medium Shading 1 Accent 6" w:semiHidden="0" w:uiPriority="63" w:unhideWhenUsed="0"/>
+    <w:lsdException w:name="Medium Shading 2 Accent 6" w:semiHidden="0" w:uiPriority="64" w:unhideWhenUsed="0"/>
+    <w:lsdException w:name="Medium List 1 Accent 6" w:semiHidden="0" w:uiPriority="65" w:unhideWhenUsed="0"/>
+    <w:lsdException w:name="Medium List 2 Accent 6" w:semiHidden="0" w:uiPriority="66" w:unhideWhenUsed="0"/>
+    <w:lsdException w:name="Medium Grid 1 Accent 6" w:semiHidden="0" w:uiPriority="67" w:unhideWhenUsed="0"/>
+    <w:lsdException w:name="Medium Grid 2 Accent 6" w:semiHidden="0" w:uiPriority="68" w:unhideWhenUsed="0"/>
+    <w:lsdException w:name="Medium Grid 3 Accent 6" w:semiHidden="0" w:uiPriority="69" w:unhideWhenUsed="0"/>
+    <w:lsdException w:name="Dark List Accent 6" w:semiHidden="0" w:uiPriority="70" w:unhideWhenUsed="0"/>
+    <w:lsdException w:name="Colorful Shading Accent 6" w:semiHidden="0" w:uiPriority="71" w:unhideWhenUsed="0"/>
+    <w:lsdException w:name="Colorful List Accent 6" w:semiHidden="0" w:uiPriority="72" w:unhideWhenUsed="0"/>
+    <w:lsdException w:name="Colorful Grid Accent 6" w:semiHidden="0" w:uiPriority="73" w:unhideWhenUsed="0"/>
+    <w:lsdException w:name="Subtle Emphasis" w:semiHidden="0" w:uiPriority="19" w:unhideWhenUsed="0" w:qFormat="1"/>
+    <w:lsdException w:name="Intense Emphasis" w:semiHidden="0" w:uiPriority="21" w:unhideWhenUsed="0" w:qFormat="1"/>
+    <w:lsdException w:name="Subtle Reference" w:semiHidden="0" w:uiPriority="31" w:unhideWhenUsed="0" w:qFormat="1"/>
+    <w:lsdException w:name="Intense Reference" w:semiHidden="0" w:uiPriority="32" w:unhideWhenUsed="0" w:qFormat="1"/>
+    <w:lsdException w:name="Book Title" w:semiHidden="0" w:uiPriority="33" w:unhideWhenUsed="0" w:qFormat="1"/>
+    <w:lsdException w:name="Bibliography" w:uiPriority="37"/>
+    <w:lsdException w:name="TOC Heading" w:uiPriority="39" w:qFormat="1"/>
+    <w:lsdException w:name="Plain Table 1" w:semiHidden="0" w:uiPriority="41" w:unhideWhenUsed="0"/>
+    <w:lsdException w:name="Plain Table 2" w:semiHidden="0" w:uiPriority="42" w:unhideWhenUsed="0"/>
+    <w:lsdException w:name="Plain Table 3" w:semiHidden="0" w:uiPriority="43" w:unhideWhenUsed="0"/>
+    <w:lsdException w:name="Plain Table 4" w:semiHidden="0" w:uiPriority="44" w:unhideWhenUsed="0"/>
+    <w:lsdException w:name="Plain Table 5" w:semiHidden="0" w:uiPriority="45" w:unhideWhenUsed="0"/>
+    <w:lsdException w:name="Grid Table Light" w:semiHidden="0" w:uiPriority="40" w:unhideWhenUsed="0"/>
+    <w:lsdException w:name="Grid Table 1 Light" w:semiHidden="0" w:uiPriority="46" w:unhideWhenUsed="0"/>
+    <w:lsdException w:name="Grid Table 2" w:semiHidden="0" w:uiPriority="47" w:unhideWhenUsed="0"/>
+    <w:lsdException w:name="Grid Table 3" w:semiHidden="0" w:uiPriority="48" w:unhideWhenUsed="0"/>
+    <w:lsdException w:name="Grid Table 4" w:semiHidden="0" w:uiPriority="49" w:unhideWhenUsed="0"/>
+    <w:lsdException w:name="Grid Table 5 Dark" w:semiHidden="0" w:uiPriority="50" w:unhideWhenUsed="0"/>
+    <w:lsdException w:name="Grid Table 6 Colorful" w:semiHidden="0" w:uiPriority="51" w:unhideWhenUsed="0"/>
+    <w:lsdException w:name="Grid Table 7 Colorful" w:semiHidden="0" w:uiPriority="52" w:unhideWhenUsed="0"/>
+    <w:lsdException w:name="Grid Table 1 Light Accent 1" w:semiHidden="0" w:uiPriority="46" w:unhideWhenUsed="0"/>
+    <w:lsdException w:name="Grid Table 2 Accent 1" w:semiHidden="0" w:uiPriority="47" w:unhideWhenUsed="0"/>
+    <w:lsdException w:name="Grid Table 3 Accent 1" w:semiHidden="0" w:uiPriority="48" w:unhideWhenUsed="0"/>
+    <w:lsdException w:name="Grid Table 4 Accent 1" w:semiHidden="0" w:uiPriority="49" w:unhideWhenUsed="0"/>
+    <w:lsdException w:name="Grid Table 5 Dark Accent 1" w:semiHidden="0" w:uiPriority="50" w:unhideWhenUsed="0"/>
+    <w:lsdException w:name="Grid Table 6 Colorful Accent 1" w:semiHidden="0" w:uiPriority="51" w:unhideWhenUsed="0"/>
+    <w:lsdException w:name="Grid Table 7 Colorful Accent 1" w:semiHidden="0" w:uiPriority="52" w:unhideWhenUsed="0"/>
+    <w:lsdException w:name="Grid Table 1 Light Accent 2" w:semiHidden="0" w:uiPriority="46" w:unhideWhenUsed="0"/>
+    <w:lsdException w:name="Grid Table 2 Accent 2" w:semiHidden="0" w:uiPriority="47" w:unhideWhenUsed="0"/>
+    <w:lsdException w:name="Grid Table 3 Accent 2" w:semiHidden="0" w:uiPriority="48" w:unhideWhenUsed="0"/>
+    <w:lsdException w:name="Grid Table 4 Accent 2" w:semiHidden="0" w:uiPriority="49" w:unhideWhenUsed="0"/>
+    <w:lsdException w:name="Grid Table 5 Dark Accent 2" w:semiHidden="0" w:uiPriority="50" w:unhideWhenUsed="0"/>
+    <w:lsdException w:name="Grid Table 6 Colorful Accent 2" w:semiHidden="0" w:uiPriority="51" w:unhideWhenUsed="0"/>
+    <w:lsdException w:name="Grid Table 7 Colorful Accent 2" w:semiHidden="0" w:uiPriority="52" w:unhideWhenUsed="0"/>
+    <w:lsdException w:name="Grid Table 1 Light Accent 3" w:semiHidden="0" w:uiPriority="46" w:unhideWhenUsed="0"/>
+    <w:lsdException w:name="Grid Table 2 Accent 3" w:semiHidden="0" w:uiPriority="47" w:unhideWhenUsed="0"/>
+    <w:lsdException w:name="Grid Table 3 Accent 3" w:semiHidden="0" w:uiPriority="48" w:unhideWhenUsed="0"/>
+    <w:lsdException w:name="Grid Table 4 Accent 3" w:semiHidden="0" w:uiPriority="49" w:unhideWhenUsed="0"/>
+    <w:lsdException w:name="Grid Table 5 Dark Accent 3" w:semiHidden="0" w:uiPriority="50" w:unhideWhenUsed="0"/>
+    <w:lsdException w:name="Grid Table 6 Colorful Accent 3" w:semiHidden="0" w:uiPriority="51" w:unhideWhenUsed="0"/>
+    <w:lsdException w:name="Grid Table 7 Colorful Accent 3" w:semiHidden="0" w:uiPriority="52" w:unhideWhenUsed="0"/>
+    <w:lsdException w:name="Grid Table 1 Light Accent 4" w:semiHidden="0" w:uiPriority="46" w:unhideWhenUsed="0"/>
+    <w:lsdException w:name="Grid Table 2 Accent 4" w:semiHidden="0" w:uiPriority="47" w:unhideWhenUsed="0"/>
+    <w:lsdException w:name="Grid Table 3 Accent 4" w:semiHidden="0" w:uiPriority="48" w:unhideWhenUsed="0"/>
+    <w:lsdException w:name="Grid Table 4 Accent 4" w:semiHidden="0" w:uiPriority="49" w:unhideWhenUsed="0"/>
+    <w:lsdException w:name="Grid Table 5 Dark Accent 4" w:semiHidden="0" w:uiPriority="50" w:unhideWhenUsed="0"/>
+    <w:lsdException w:name="Grid Table 6 Colorful Accent 4" w:semiHidden="0" w:uiPriority="51" w:unhideWhenUsed="0"/>
+    <w:lsdException w:name="Grid Table 7 Colorful Accent 4" w:semiHidden="0" w:uiPriority="52" w:unhideWhenUsed="0"/>
+    <w:lsdException w:name="Grid Table 1 Light Accent 5" w:semiHidden="0" w:uiPriority="46" w:unhideWhenUsed="0"/>
+    <w:lsdException w:name="Grid Table 2 Accent 5" w:semiHidden="0" w:uiPriority="47" w:unhideWhenUsed="0"/>
+    <w:lsdException w:name="Grid Table 3 Accent 5" w:semiHidden="0" w:uiPriority="48" w:unhideWhenUsed="0"/>
+    <w:lsdException w:name="Grid Table 4 Accent 5" w:semiHidden="0" w:uiPriority="49" w:unhideWhenUsed="0"/>
+    <w:lsdException w:name="Grid Table 5 Dark Accent 5" w:semiHidden="0" w:uiPriority="50" w:unhideWhenUsed="0"/>
+    <w:lsdException w:name="Grid Table 6 Colorful Accent 5" w:semiHidden="0" w:uiPriority="51" w:unhideWhenUsed="0"/>
+    <w:lsdException w:name="Grid Table 7 Colorful Accent 5" w:semiHidden="0" w:uiPriority="52" w:unhideWhenUsed="0"/>
+    <w:lsdException w:name="Grid Table 1 Light Accent 6" w:semiHidden="0" w:uiPriority="46" w:unhideWhenUsed="0"/>
+    <w:lsdException w:name="Grid Table 2 Accent 6" w:semiHidden="0" w:uiPriority="47" w:unhideWhenUsed="0"/>
+    <w:lsdException w:name="Grid Table 3 Accent 6" w:semiHidden="0" w:uiPriority="48" w:unhideWhenUsed="0"/>
+    <w:lsdException w:name="Grid Table 4 Accent 6" w:semiHidden="0" w:uiPriority="49" w:unhideWhenUsed="0"/>
+    <w:lsdException w:name="Grid Table 5 Dark Accent 6" w:semiHidden="0" w:uiPriority="50" w:unhideWhenUsed="0"/>
+    <w:lsdException w:name="Grid Table 6 Colorful Accent 6" w:semiHidden="0" w:uiPriority="51" w:unhideWhenUsed="0"/>
+    <w:lsdException w:name="Grid Table 7 Colorful Accent 6" w:semiHidden="0" w:uiPriority="52" w:unhideWhenUsed="0"/>
+    <w:lsdException w:name="List Table 1 Light" w:semiHidden="0" w:uiPriority="46" w:unhideWhenUsed="0"/>
+    <w:lsdException w:name="List Table 2" w:semiHidden="0" w:uiPriority="47" w:unhideWhenUsed="0"/>
+    <w:lsdException w:name="List Table 3" w:semiHidden="0" w:uiPriority="48" w:unhideWhenUsed="0"/>
+    <w:lsdException w:name="List Table 4" w:semiHidden="0" w:uiPriority="49" w:unhideWhenUsed="0"/>
+    <w:lsdException w:name="List Table 5 Dark" w:semiHidden="0" w:uiPriority="50" w:unhideWhenUsed="0"/>
+    <w:lsdException w:name="List Table 6 Colorful" w:semiHidden="0" w:uiPriority="51" w:unhideWhenUsed="0"/>
+    <w:lsdException w:name="List Table 7 Colorful" w:semiHidden="0" w:uiPriority="52" w:unhideWhenUsed="0"/>
+    <w:lsdException w:name="List Table 1 Light Accent 1" w:semiHidden="0" w:uiPriority="46" w:unhideWhenUsed="0"/>
+    <w:lsdException w:name="List Table 2 Accent 1" w:semiHidden="0" w:uiPriority="47" w:unhideWhenUsed="0"/>
+    <w:lsdException w:name="List Table 3 Accent 1" w:semiHidden="0" w:uiPriority="48" w:unhideWhenUsed="0"/>
+    <w:lsdException w:name="List Table 4 Accent 1" w:semiHidden="0" w:uiPriority="49" w:unhideWhenUsed="0"/>
+    <w:lsdException w:name="List Table 5 Dark Accent 1" w:semiHidden="0" w:uiPriority="50" w:unhideWhenUsed="0"/>
+    <w:lsdException w:name="List Table 6 Colorful Accent 1" w:semiHidden="0" w:uiPriority="51" w:unhideWhenUsed="0"/>
+    <w:lsdException w:name="List Table 7 Colorful Accent 1" w:semiHidden="0" w:uiPriority="52" w:unhideWhenUsed="0"/>
+    <w:lsdException w:name="List Table 1 Light Accent 2" w:semiHidden="0" w:uiPriority="46" w:unhideWhenUsed="0"/>
+    <w:lsdException w:name="List Table 2 Accent 2" w:semiHidden="0" w:uiPriority="47" w:unhideWhenUsed="0"/>
+    <w:lsdException w:name="List Table 3 Accent 2" w:semiHidden="0" w:uiPriority="48" w:unhideWhenUsed="0"/>
+    <w:lsdException w:name="List Table 4 Accent 2" w:semiHidden="0" w:uiPriority="49" w:unhideWhenUsed="0"/>
+    <w:lsdException w:name="List Table 5 Dark Accent 2" w:semiHidden="0" w:uiPriority="50" w:unhideWhenUsed="0"/>
+    <w:lsdException w:name="List Table 6 Colorful Accent 2" w:semiHidden="0" w:uiPriority="51" w:unhideWhenUsed="0"/>
+    <w:lsdException w:name="List Table 7 Colorful Accent 2" w:semiHidden="0" w:uiPriority="52" w:unhideWhenUsed="0"/>
+    <w:lsdException w:name="List Table 1 Light Accent 3" w:semiHidden="0" w:uiPriority="46" w:unhideWhenUsed="0"/>
+    <w:lsdException w:name="List Table 2 Accent 3" w:semiHidden="0" w:uiPriority="47" w:unhideWhenUsed="0"/>
+    <w:lsdException w:name="List Table 3 Accent 3" w:semiHidden="0" w:uiPriority="48" w:unhideWhenUsed="0"/>
+    <w:lsdException w:name="List Table 4 Accent 3" w:semiHidden="0" w:uiPriority="49" w:unhideWhenUsed="0"/>
+    <w:lsdException w:name="List Table 5 Dark Accent 3" w:semiHidden="0" w:uiPriority="50" w:unhideWhenUsed="0"/>
+    <w:lsdException w:name="List Table 6 Colorful Accent 3" w:semiHidden="0" w:uiPriority="51" w:unhideWhenUsed="0"/>
+    <w:lsdException w:name="List Table 7 Colorful Accent 3" w:semiHidden="0" w:uiPriority="52" w:unhideWhenUsed="0"/>
+    <w:lsdException w:name="List Table 1 Light Accent 4" w:semiHidden="0" w:uiPriority="46" w:unhideWhenUsed="0"/>
+    <w:lsdException w:name="List Table 2 Accent 4" w:semiHidden="0" w:uiPriority="47" w:unhideWhenUsed="0"/>
+    <w:lsdException w:name="List Table 3 Accent 4" w:semiHidden="0" w:uiPriority="48" w:unhideWhenUsed="0"/>
+    <w:lsdException w:name="List Table 4 Accent 4" w:semiHidden="0" w:uiPriority="49" w:unhideWhenUsed="0"/>
+    <w:lsdException w:name="List Table 5 Dark Accent 4" w:semiHidden="0" w:uiPriority="50" w:unhideWhenUsed="0"/>
+    <w:lsdException w:name="List Table 6 Colorful Accent 4" w:semiHidden="0" w:uiPriority="51" w:unhideWhenUsed="0"/>
+    <w:lsdException w:name="List Table 7 Colorful Accent 4" w:semiHidden="0" w:uiPriority="52" w:unhideWhenUsed="0"/>
+    <w:lsdException w:name="List Table 1 Light Accent 5" w:semiHidden="0" w:uiPriority="46" w:unhideWhenUsed="0"/>
+    <w:lsdException w:name="List Table 2 Accent 5" w:semiHidden="0" w:uiPriority="47" w:unhideWhenUsed="0"/>
+    <w:lsdException w:name="List Table 3 Accent 5" w:semiHidden="0" w:uiPriority="48" w:unhideWhenUsed="0"/>
+    <w:lsdException w:name="List Table 4 Accent 5" w:semiHidden="0" w:uiPriority="49" w:unhideWhenUsed="0"/>
+    <w:lsdException w:name="List Table 5 Dark Accent 5" w:semiHidden="0" w:uiPriority="50" w:unhideWhenUsed="0"/>
+    <w:lsdException w:name="List Table 6 Colorful Accent 5" w:semiHidden="0" w:uiPriority="51" w:unhideWhenUsed="0"/>
+    <w:lsdException w:name="List Table 7 Colorful Accent 5" w:semiHidden="0" w:uiPriority="52" w:unhideWhenUsed="0"/>
+    <w:lsdException w:name="List Table 1 Light Accent 6" w:semiHidden="0" w:uiPriority="46" w:unhideWhenUsed="0"/>
+    <w:lsdException w:name="List Table 2 Accent 6" w:semiHidden="0" w:uiPriority="47" w:unhideWhenUsed="0"/>
+    <w:lsdException w:name="List Table 3 Accent 6" w:semiHidden="0" w:uiPriority="48" w:unhideWhenUsed="0"/>
+    <w:lsdException w:name="List Table 4 Accent 6" w:semiHidden="0" w:uiPriority="49" w:unhideWhenUsed="0"/>
+    <w:lsdException w:name="List Table 5 Dark Accent 6" w:semiHidden="0" w:uiPriority="50" w:unhideWhenUsed="0"/>
+    <w:lsdException w:name="List Table 6 Colorful Accent 6" w:semiHidden="0" w:uiPriority="51" w:unhideWhenUsed="0"/>
+    <w:lsdException w:name="List Table 7 Colorful Accent 6" w:semiHidden="0" w:uiPriority="52" w:unhideWhenUsed="0"/>
+  </w:latentStyles>
+  <w:style w:type="paragraph" w:styleId="para0" w:default="1">
+    <w:name w:val="Normal"/>
+    <w:qFormat/>
+  </w:style>
+  <w:style w:type="paragraph" w:styleId="para1">
     <w:name w:val="heading 1"/>
-    <w:basedOn w:val="Normal"/>
-    <w:next w:val="Normal"/>
+    <w:qFormat/>
+    <w:basedOn w:val="para0"/>
+    <w:next w:val="para0"/>
     <w:pPr>
-      <w:keepNext w:val="1"/>
-      <w:keepLines w:val="1"/>
-      <w:spacing w:after="120" w:before="480" w:lineRule="auto"/>
-      <w:jc w:val="both"/>
+      <w:spacing w:before="480" w:after="120"/>
+      <w:keepNext/>
+      <w:keepLines/>
     </w:pPr>
     <w:rPr>
-      <w:b w:val="1"/>
-      <w:bCs w:val="1"/>
+      <w:b/>
+      <w:bCs/>
       <w:sz w:val="28"/>
       <w:szCs w:val="28"/>
     </w:rPr>
   </w:style>
-  <w:style w:type="paragraph" w:styleId="Heading2">
+  <w:style w:type="paragraph" w:styleId="para2">
     <w:name w:val="heading 2"/>
-    <w:basedOn w:val="Normal"/>
-    <w:next w:val="Normal"/>
+    <w:qFormat/>
+    <w:basedOn w:val="para0"/>
+    <w:next w:val="para0"/>
     <w:pPr>
-      <w:keepNext w:val="1"/>
-      <w:keepLines w:val="1"/>
-      <w:spacing w:after="80" w:before="360" w:lineRule="auto"/>
-      <w:jc w:val="both"/>
+      <w:spacing w:before="360" w:after="80"/>
+      <w:keepNext/>
+      <w:keepLines/>
     </w:pPr>
     <w:rPr>
-      <w:b w:val="1"/>
-      <w:bCs w:val="1"/>
+      <w:b/>
+      <w:bCs/>
       <w:sz w:val="24"/>
       <w:szCs w:val="24"/>
     </w:rPr>
   </w:style>
-  <w:style w:type="paragraph" w:styleId="Heading3">
+  <w:style w:type="paragraph" w:styleId="para3">
     <w:name w:val="heading 3"/>
-    <w:basedOn w:val="Normal"/>
-    <w:next w:val="Normal"/>
+    <w:qFormat/>
+    <w:basedOn w:val="para0"/>
+    <w:next w:val="para0"/>
     <w:pPr>
-      <w:keepNext w:val="1"/>
-      <w:keepLines w:val="1"/>
-      <w:pageBreakBefore w:val="0"/>
-      <w:spacing w:after="80" w:before="280" w:lineRule="auto"/>
+      <w:spacing w:before="280" w:after="80"/>
+      <w:keepNext/>
+      <w:keepLines/>
     </w:pPr>
     <w:rPr>
-      <w:b w:val="1"/>
-      <w:bCs w:val="1"/>
+      <w:b/>
+      <w:bCs/>
       <w:color w:val="666666"/>
       <w:sz w:val="24"/>
       <w:szCs w:val="24"/>
     </w:rPr>
   </w:style>
-  <w:style w:type="paragraph" w:styleId="Heading4">
+  <w:style w:type="paragraph" w:styleId="para4">
     <w:name w:val="heading 4"/>
-    <w:basedOn w:val="Normal"/>
-    <w:next w:val="Normal"/>
+    <w:qFormat/>
+    <w:basedOn w:val="para0"/>
+    <w:next w:val="para0"/>
     <w:pPr>
-      <w:keepNext w:val="1"/>
-      <w:keepLines w:val="1"/>
-      <w:pageBreakBefore w:val="0"/>
-      <w:spacing w:after="40" w:before="240" w:lineRule="auto"/>
+      <w:spacing w:before="240" w:after="40"/>
+      <w:keepNext/>
+      <w:keepLines/>
     </w:pPr>
     <w:rPr>
-      <w:i w:val="1"/>
-      <w:iCs w:val="1"/>
+      <w:i/>
+      <w:iCs/>
       <w:color w:val="666666"/>
-      <w:sz w:val="22"/>
-      <w:szCs w:val="22"/>
     </w:rPr>
   </w:style>
-  <w:style w:type="paragraph" w:styleId="Heading5">
+  <w:style w:type="paragraph" w:styleId="para5">
     <w:name w:val="heading 5"/>
-    <w:basedOn w:val="Normal"/>
-    <w:next w:val="Normal"/>
+    <w:qFormat/>
+    <w:basedOn w:val="para0"/>
+    <w:next w:val="para0"/>
     <w:pPr>
-      <w:keepNext w:val="1"/>
-      <w:keepLines w:val="1"/>
-      <w:pageBreakBefore w:val="0"/>
-      <w:spacing w:after="40" w:before="220" w:lineRule="auto"/>
+      <w:spacing w:before="220" w:after="40"/>
+      <w:keepNext/>
+      <w:keepLines/>
     </w:pPr>
     <w:rPr>
-      <w:b w:val="1"/>
-      <w:bCs w:val="1"/>
+      <w:b/>
+      <w:bCs/>
       <w:color w:val="666666"/>
       <w:sz w:val="20"/>
       <w:szCs w:val="20"/>
     </w:rPr>
   </w:style>
-  <w:style w:type="paragraph" w:styleId="Heading6">
+  <w:style w:type="paragraph" w:styleId="para6">
     <w:name w:val="heading 6"/>
-    <w:basedOn w:val="Normal"/>
-    <w:next w:val="Normal"/>
+    <w:qFormat/>
+    <w:basedOn w:val="para0"/>
+    <w:next w:val="para0"/>
     <w:pPr>
-      <w:keepNext w:val="1"/>
-      <w:keepLines w:val="1"/>
-      <w:pageBreakBefore w:val="0"/>
-      <w:spacing w:after="40" w:before="200" w:lineRule="auto"/>
+      <w:spacing w:before="200" w:after="40"/>
+      <w:keepNext/>
+      <w:keepLines/>
     </w:pPr>
     <w:rPr>
-      <w:i w:val="1"/>
-      <w:iCs w:val="1"/>
+      <w:i/>
+      <w:iCs/>
       <w:color w:val="666666"/>
       <w:sz w:val="20"/>
       <w:szCs w:val="20"/>
     </w:rPr>
   </w:style>
-  <w:style w:type="paragraph" w:styleId="Title">
+  <w:style w:type="paragraph" w:styleId="para7">
     <w:name w:val="Title"/>
-    <w:basedOn w:val="Normal"/>
-    <w:next w:val="Normal"/>
+    <w:qFormat/>
+    <w:basedOn w:val="para0"/>
+    <w:next w:val="para0"/>
     <w:pPr>
-      <w:keepNext w:val="1"/>
-      <w:keepLines w:val="1"/>
-      <w:pageBreakBefore w:val="0"/>
-      <w:spacing w:after="120" w:before="480" w:lineRule="auto"/>
       <w:ind w:left="220" w:firstLine="0"/>
+      <w:spacing w:before="480" w:after="120"/>
+      <w:keepNext/>
+      <w:keepLines/>
     </w:pPr>
     <w:rPr>
-      <w:b w:val="1"/>
-      <w:bCs w:val="1"/>
+      <w:b/>
+      <w:bCs/>
       <w:sz w:val="24"/>
       <w:szCs w:val="24"/>
     </w:rPr>
   </w:style>
-  <w:style w:type="paragraph" w:styleId="Subtitle">
+  <w:style w:type="paragraph" w:styleId="para8">
     <w:name w:val="Subtitle"/>
-    <w:basedOn w:val="Normal"/>
-    <w:next w:val="Normal"/>
+    <w:qFormat/>
+    <w:basedOn w:val="para0"/>
+    <w:next w:val="para0"/>
     <w:pPr>
-      <w:keepNext w:val="1"/>
-      <w:keepLines w:val="1"/>
-      <w:pageBreakBefore w:val="0"/>
-      <w:spacing w:after="80" w:before="360" w:lineRule="auto"/>
+      <w:spacing w:before="360" w:after="80"/>
+      <w:keepNext/>
+      <w:keepLines/>
     </w:pPr>
     <w:rPr>
-      <w:rFonts w:ascii="Georgia" w:cs="Georgia" w:eastAsia="Georgia" w:hAnsi="Georgia"/>
-      <w:i w:val="1"/>
-      <w:iCs w:val="1"/>
+      <w:rFonts w:ascii="Georgia" w:hAnsi="Georgia" w:eastAsia="Georgia" w:cs="Georgia"/>
+      <w:i/>
+      <w:iCs/>
       <w:color w:val="666666"/>
       <w:sz w:val="48"/>
       <w:szCs w:val="48"/>
     </w:rPr>
+  </w:style>
+  <w:style w:type="character" w:styleId="char0" w:default="1">
+    <w:name w:val="Default Paragraph Font"/>
+  </w:style>
+  <w:style w:type="table" w:default="1" w:styleId="TableNormal">
+    <w:name w:val="Normal Table"/>
+    <w:uiPriority w:val="99"/>
+    <w:semiHidden/>
+    <w:unhideWhenUsed/>
+    <w:tblPr>
+      <w:tblStyleRowBandSize w:val="1"/>
+      <w:tblStyleColBandSize w:val="1"/>
+      <w:tblInd w:w="0" w:type="dxa"/>
+      <w:tblCellMar>
+        <w:top w:w="0" w:type="dxa"/>
+        <w:left w:w="108" w:type="dxa"/>
+        <w:bottom w:w="0" w:type="dxa"/>
+        <w:right w:w="108" w:type="dxa"/>
+      </w:tblCellMar>
+    </w:tblPr>
+  </w:style>
+</w:styles>
+</file>
+
+<file path=word/stylesWithEffects.xml><?xml version="1.0" encoding="utf-8"?>
+<w:styles xmlns:wpc="http://schemas.microsoft.com/office/word/2010/wordprocessingCanvas" xmlns:mc="http://schemas.openxmlformats.org/markup-compatibility/2006" xmlns:o="urn:schemas-microsoft-com:office:office" xmlns:r="http://schemas.openxmlformats.org/officeDocument/2006/relationships" xmlns:m="http://schemas.openxmlformats.org/officeDocument/2006/math" xmlns:v="urn:schemas-microsoft-com:vml" xmlns:wp14="http://schemas.microsoft.com/office/word/2010/wordprocessingDrawing" xmlns:wp="http://schemas.openxmlformats.org/drawingml/2006/wordprocessingDrawing" xmlns:w10="urn:schemas-microsoft-com:office:word" xmlns:w="http://schemas.openxmlformats.org/wordprocessingml/2006/main" xmlns:w14="http://schemas.microsoft.com/office/word/2010/wordml" xmlns:wpg="http://schemas.microsoft.com/office/word/2010/wordprocessingGroup" xmlns:wpi="http://schemas.microsoft.com/office/word/2010/wordprocessingInk" xmlns:wne="http://schemas.microsoft.com/office/word/2006/wordml" xmlns:wps="http://schemas.microsoft.com/office/word/2010/wordprocessingShape" xmlns:w15="http://schemas.microsoft.com/office/word/2012/wordml" mc:Ignorable="w14 wp14 w15">
+  <w:docDefaults>
+    <w:rPrDefault>
+      <w:rPr>
+        <w:rFonts w:ascii="Arial" w:hAnsi="Arial" w:eastAsia="Arial" w:cs="Arial"/>
+        <w:sz w:val="22"/>
+        <w:szCs w:val="22"/>
+        <w:lang w:val="en-ca" w:eastAsia="zh-cn" w:bidi="ar-sa"/>
+      </w:rPr>
+    </w:rPrDefault>
+    <w:pPrDefault>
+      <w:pPr>
+        <w:ind w:firstLine="576"/>
+        <w:spacing w:line="276" w:lineRule="auto"/>
+        <w:jc w:val="both"/>
+      </w:pPr>
+    </w:pPrDefault>
+  </w:docDefaults>
+  <w:latentStyles w:defLockedState="0" w:defUIPriority="99" w:defSemiHidden="0" w:defUnhideWhenUsed="0" w:defQFormat="0" w:count="371">
+    <w:lsdException w:name="Normal" w:semiHidden="0" w:uiPriority="0" w:unhideWhenUsed="0" w:qFormat="1"/>
+    <w:lsdException w:name="heading 1" w:semiHidden="0" w:uiPriority="9" w:unhideWhenUsed="0" w:qFormat="1"/>
+    <w:lsdException w:name="heading 2" w:uiPriority="9" w:qFormat="1"/>
+    <w:lsdException w:name="heading 3" w:uiPriority="9" w:qFormat="1"/>
+    <w:lsdException w:name="heading 4" w:uiPriority="9" w:qFormat="1"/>
+    <w:lsdException w:name="heading 5" w:uiPriority="9" w:qFormat="1"/>
+    <w:lsdException w:name="heading 6" w:uiPriority="9" w:qFormat="1"/>
+    <w:lsdException w:name="heading 7" w:uiPriority="9" w:qFormat="1"/>
+    <w:lsdException w:name="heading 8" w:uiPriority="9" w:qFormat="1"/>
+    <w:lsdException w:name="heading 9" w:uiPriority="9" w:qFormat="1"/>
+    <w:lsdException w:name="index 1"/>
+    <w:lsdException w:name="index 2"/>
+    <w:lsdException w:name="index 3"/>
+    <w:lsdException w:name="index 4"/>
+    <w:lsdException w:name="index 5"/>
+    <w:lsdException w:name="index 6"/>
+    <w:lsdException w:name="index 7"/>
+    <w:lsdException w:name="index 8"/>
+    <w:lsdException w:name="index 9"/>
+    <w:lsdException w:name="toc 1" w:uiPriority="39"/>
+    <w:lsdException w:name="toc 2" w:uiPriority="39"/>
+    <w:lsdException w:name="toc 3" w:uiPriority="39"/>
+    <w:lsdException w:name="toc 4" w:uiPriority="39"/>
+    <w:lsdException w:name="toc 5" w:uiPriority="39"/>
+    <w:lsdException w:name="toc 6" w:uiPriority="39"/>
+    <w:lsdException w:name="toc 7" w:uiPriority="39"/>
+    <w:lsdException w:name="toc 8" w:uiPriority="39"/>
+    <w:lsdException w:name="toc 9" w:uiPriority="39"/>
+    <w:lsdException w:name="Normal Indent"/>
+    <w:lsdException w:name="footnote text"/>
+    <w:lsdException w:name="annotation text"/>
+    <w:lsdException w:name="header"/>
+    <w:lsdException w:name="footer"/>
+    <w:lsdException w:name="index heading"/>
+    <w:lsdException w:name="caption" w:uiPriority="35" w:qFormat="1"/>
+    <w:lsdException w:name="table of figures"/>
+    <w:lsdException w:name="envelope address"/>
+    <w:lsdException w:name="envelope return"/>
+    <w:lsdException w:name="footnote reference"/>
+    <w:lsdException w:name="annotation reference"/>
+    <w:lsdException w:name="line number"/>
+    <w:lsdException w:name="page number"/>
+    <w:lsdException w:name="endnote reference"/>
+    <w:lsdException w:name="endnote text"/>
+    <w:lsdException w:name="table of authorities"/>
+    <w:lsdException w:name="macro"/>
+    <w:lsdException w:name="toa heading"/>
+    <w:lsdException w:name="List"/>
+    <w:lsdException w:name="List Bullet"/>
+    <w:lsdException w:name="List Number"/>
+    <w:lsdException w:name="List 2"/>
+    <w:lsdException w:name="List 3"/>
+    <w:lsdException w:name="List 4"/>
+    <w:lsdException w:name="List 5"/>
+    <w:lsdException w:name="List Bullet 2"/>
+    <w:lsdException w:name="List Bullet 3"/>
+    <w:lsdException w:name="List Bullet 4"/>
+    <w:lsdException w:name="List Bullet 5"/>
+    <w:lsdException w:name="List Number 2"/>
+    <w:lsdException w:name="List Number 3"/>
+    <w:lsdException w:name="List Number 4"/>
+    <w:lsdException w:name="List Number 5"/>
+    <w:lsdException w:name="Title" w:semiHidden="0" w:uiPriority="10" w:unhideWhenUsed="0" w:qFormat="1"/>
+    <w:lsdException w:name="Closing"/>
+    <w:lsdException w:name="Signature"/>
+    <w:lsdException w:name="Default Paragraph Font" w:uiPriority="1"/>
+    <w:lsdException w:name="Body Text"/>
+    <w:lsdException w:name="Body Text Indent"/>
+    <w:lsdException w:name="List Continue"/>
+    <w:lsdException w:name="List Continue 2"/>
+    <w:lsdException w:name="List Continue 3"/>
+    <w:lsdException w:name="List Continue 4"/>
+    <w:lsdException w:name="List Continue 5"/>
+    <w:lsdException w:name="Message Header"/>
+    <w:lsdException w:name="Subtitle" w:semiHidden="0" w:uiPriority="11" w:unhideWhenUsed="0" w:qFormat="1"/>
+    <w:lsdException w:name="Salutation"/>
+    <w:lsdException w:name="Date"/>
+    <w:lsdException w:name="Body Text First Indent"/>
+    <w:lsdException w:name="Body Text First Indent 2"/>
+    <w:lsdException w:name="Note Heading"/>
+    <w:lsdException w:name="Body Text 2"/>
+    <w:lsdException w:name="Body Text 3"/>
+    <w:lsdException w:name="Body Text Indent 2"/>
+    <w:lsdException w:name="Body Text Indent 3"/>
+    <w:lsdException w:name="Block Text"/>
+    <w:lsdException w:name="Hyperlink"/>
+    <w:lsdException w:name="FollowedHyperlink"/>
+    <w:lsdException w:name="Strong" w:semiHidden="0" w:uiPriority="22" w:unhideWhenUsed="0" w:qFormat="1"/>
+    <w:lsdException w:name="Emphasis" w:semiHidden="0" w:uiPriority="20" w:unhideWhenUsed="0" w:qFormat="1"/>
+    <w:lsdException w:name="Document Map"/>
+    <w:lsdException w:name="Plain Text"/>
+    <w:lsdException w:name="E-mail Signature"/>
+    <w:lsdException w:name="HTML Top of Form"/>
+    <w:lsdException w:name="HTML Bottom of Form"/>
+    <w:lsdException w:name="Normal (Web)"/>
+    <w:lsdException w:name="HTML Acronym"/>
+    <w:lsdException w:name="HTML Address"/>
+    <w:lsdException w:name="HTML Cite"/>
+    <w:lsdException w:name="HTML Code"/>
+    <w:lsdException w:name="HTML Definition"/>
+    <w:lsdException w:name="HTML Keyboard"/>
+    <w:lsdException w:name="HTML Preformatted"/>
+    <w:lsdException w:name="HTML Sample"/>
+    <w:lsdException w:name="HTML Typewriter"/>
+    <w:lsdException w:name="HTML Variable"/>
+    <w:lsdException w:name="Normal Table"/>
+    <w:lsdException w:name="annotation subject"/>
+    <w:lsdException w:name="No List"/>
+    <w:lsdException w:name="Outline List 1"/>
+    <w:lsdException w:name="Outline List 2"/>
+    <w:lsdException w:name="Outline List 3"/>
+    <w:lsdException w:name="Table Simple 1"/>
+    <w:lsdException w:name="Table Simple 2"/>
+    <w:lsdException w:name="Table Simple 3"/>
+    <w:lsdException w:name="Table Classic 1"/>
+    <w:lsdException w:name="Table Classic 2"/>
+    <w:lsdException w:name="Table Classic 3"/>
+    <w:lsdException w:name="Table Classic 4"/>
+    <w:lsdException w:name="Table Colorful 1"/>
+    <w:lsdException w:name="Table Colorful 2"/>
+    <w:lsdException w:name="Table Colorful 3"/>
+    <w:lsdException w:name="Table Columns 1"/>
+    <w:lsdException w:name="Table Columns 2"/>
+    <w:lsdException w:name="Table Columns 3"/>
+    <w:lsdException w:name="Table Columns 4"/>
+    <w:lsdException w:name="Table Columns 5"/>
+    <w:lsdException w:name="Table Grid 1"/>
+    <w:lsdException w:name="Table Grid 2"/>
+    <w:lsdException w:name="Table Grid 3"/>
+    <w:lsdException w:name="Table Grid 4"/>
+    <w:lsdException w:name="Table Grid 5"/>
+    <w:lsdException w:name="Table Grid 6"/>
+    <w:lsdException w:name="Table Grid 7"/>
+    <w:lsdException w:name="Table Grid 8"/>
+    <w:lsdException w:name="Table List 1"/>
+    <w:lsdException w:name="Table List 2"/>
+    <w:lsdException w:name="Table List 3"/>
+    <w:lsdException w:name="Table List 4"/>
+    <w:lsdException w:name="Table List 5"/>
+    <w:lsdException w:name="Table List 6"/>
+    <w:lsdException w:name="Table List 7"/>
+    <w:lsdException w:name="Table List 8"/>
+    <w:lsdException w:name="Table 3D effects 1"/>
+    <w:lsdException w:name="Table 3D effects 2"/>
+    <w:lsdException w:name="Table 3D effects 3"/>
+    <w:lsdException w:name="Table Contemporary"/>
+    <w:lsdException w:name="Table Elegant"/>
+    <w:lsdException w:name="Table Professional"/>
+    <w:lsdException w:name="Table Subtle 1"/>
+    <w:lsdException w:name="Table Subtle 2"/>
+    <w:lsdException w:name="Table Web 1"/>
+    <w:lsdException w:name="Table Web 2"/>
+    <w:lsdException w:name="Table Web 3"/>
+    <w:lsdException w:name="Balloon Text"/>
+    <w:lsdException w:name="Table Grid" w:semiHidden="0" w:uiPriority="59" w:unhideWhenUsed="0"/>
+    <w:lsdException w:name="Table Theme"/>
+    <w:lsdException w:name="Placeholder Text" w:unhideWhenUsed="0"/>
+    <w:lsdException w:name="No Spacing" w:semiHidden="0" w:uiPriority="1" w:unhideWhenUsed="0" w:qFormat="1"/>
+    <w:lsdException w:name="Light Shading" w:semiHidden="0" w:uiPriority="60" w:unhideWhenUsed="0"/>
+    <w:lsdException w:name="Light List" w:semiHidden="0" w:uiPriority="61" w:unhideWhenUsed="0"/>
+    <w:lsdException w:name="Light Grid" w:semiHidden="0" w:uiPriority="62" w:unhideWhenUsed="0"/>
+    <w:lsdException w:name="Medium Shading 1" w:semiHidden="0" w:uiPriority="63" w:unhideWhenUsed="0"/>
+    <w:lsdException w:name="Medium Shading 2" w:semiHidden="0" w:uiPriority="64" w:unhideWhenUsed="0"/>
+    <w:lsdException w:name="Medium List 1" w:semiHidden="0" w:uiPriority="65" w:unhideWhenUsed="0"/>
+    <w:lsdException w:name="Medium List 2" w:semiHidden="0" w:uiPriority="66" w:unhideWhenUsed="0"/>
+    <w:lsdException w:name="Medium Grid 1" w:semiHidden="0" w:uiPriority="67" w:unhideWhenUsed="0"/>
+    <w:lsdException w:name="Medium Grid 2" w:semiHidden="0" w:uiPriority="68" w:unhideWhenUsed="0"/>
+    <w:lsdException w:name="Medium Grid 3" w:semiHidden="0" w:uiPriority="69" w:unhideWhenUsed="0"/>
+    <w:lsdException w:name="Dark List" w:semiHidden="0" w:uiPriority="70" w:unhideWhenUsed="0"/>
+    <w:lsdException w:name="Colorful Shading" w:semiHidden="0" w:uiPriority="71" w:unhideWhenUsed="0"/>
+    <w:lsdException w:name="Colorful List" w:semiHidden="0" w:uiPriority="72" w:unhideWhenUsed="0"/>
+    <w:lsdException w:name="Colorful Grid" w:semiHidden="0" w:uiPriority="73" w:unhideWhenUsed="0"/>
+    <w:lsdException w:name="Light Shading Accent 1" w:semiHidden="0" w:uiPriority="60" w:unhideWhenUsed="0"/>
+    <w:lsdException w:name="Light List Accent 1" w:semiHidden="0" w:uiPriority="61" w:unhideWhenUsed="0"/>
+    <w:lsdException w:name="Light Grid Accent 1" w:semiHidden="0" w:uiPriority="62" w:unhideWhenUsed="0"/>
+    <w:lsdException w:name="Medium Shading 1 Accent 1" w:semiHidden="0" w:uiPriority="63" w:unhideWhenUsed="0"/>
+    <w:lsdException w:name="Medium Shading 2 Accent 1" w:semiHidden="0" w:uiPriority="64" w:unhideWhenUsed="0"/>
+    <w:lsdException w:name="Medium List 1 Accent 1" w:semiHidden="0" w:uiPriority="65" w:unhideWhenUsed="0"/>
+    <w:lsdException w:name="Revision" w:unhideWhenUsed="0"/>
+    <w:lsdException w:name="List Paragraph" w:semiHidden="0" w:uiPriority="34" w:unhideWhenUsed="0" w:qFormat="1"/>
+    <w:lsdException w:name="Quote" w:semiHidden="0" w:uiPriority="29" w:unhideWhenUsed="0" w:qFormat="1"/>
+    <w:lsdException w:name="Intense Quote" w:semiHidden="0" w:uiPriority="30" w:unhideWhenUsed="0" w:qFormat="1"/>
+    <w:lsdException w:name="Medium List 2 Accent 1" w:semiHidden="0" w:uiPriority="66" w:unhideWhenUsed="0"/>
+    <w:lsdException w:name="Medium Grid 1 Accent 1" w:semiHidden="0" w:uiPriority="67" w:unhideWhenUsed="0"/>
+    <w:lsdException w:name="Medium Grid 2 Accent 1" w:semiHidden="0" w:uiPriority="68" w:unhideWhenUsed="0"/>
+    <w:lsdException w:name="Medium Grid 3 Accent 1" w:semiHidden="0" w:uiPriority="69" w:unhideWhenUsed="0"/>
+    <w:lsdException w:name="Dark List Accent 1" w:semiHidden="0" w:uiPriority="70" w:unhideWhenUsed="0"/>
+    <w:lsdException w:name="Colorful Shading Accent 1" w:semiHidden="0" w:uiPriority="71" w:unhideWhenUsed="0"/>
+    <w:lsdException w:name="Colorful List Accent 1" w:semiHidden="0" w:uiPriority="72" w:unhideWhenUsed="0"/>
+    <w:lsdException w:name="Colorful Grid Accent 1" w:semiHidden="0" w:uiPriority="73" w:unhideWhenUsed="0"/>
+    <w:lsdException w:name="Light Shading Accent 2" w:semiHidden="0" w:uiPriority="60" w:unhideWhenUsed="0"/>
+    <w:lsdException w:name="Light List Accent 2" w:semiHidden="0" w:uiPriority="61" w:unhideWhenUsed="0"/>
+    <w:lsdException w:name="Light Grid Accent 2" w:semiHidden="0" w:uiPriority="62" w:unhideWhenUsed="0"/>
+    <w:lsdException w:name="Medium Shading 1 Accent 2" w:semiHidden="0" w:uiPriority="63" w:unhideWhenUsed="0"/>
+    <w:lsdException w:name="Medium Shading 2 Accent 2" w:semiHidden="0" w:uiPriority="64" w:unhideWhenUsed="0"/>
+    <w:lsdException w:name="Medium List 1 Accent 2" w:semiHidden="0" w:uiPriority="65" w:unhideWhenUsed="0"/>
+    <w:lsdException w:name="Medium List 2 Accent 2" w:semiHidden="0" w:uiPriority="66" w:unhideWhenUsed="0"/>
+    <w:lsdException w:name="Medium Grid 1 Accent 2" w:semiHidden="0" w:uiPriority="67" w:unhideWhenUsed="0"/>
+    <w:lsdException w:name="Medium Grid 2 Accent 2" w:semiHidden="0" w:uiPriority="68" w:unhideWhenUsed="0"/>
+    <w:lsdException w:name="Medium Grid 3 Accent 2" w:semiHidden="0" w:uiPriority="69" w:unhideWhenUsed="0"/>
+    <w:lsdException w:name="Dark List Accent 2" w:semiHidden="0" w:uiPriority="70" w:unhideWhenUsed="0"/>
+    <w:lsdException w:name="Colorful Shading Accent 2" w:semiHidden="0" w:uiPriority="71" w:unhideWhenUsed="0"/>
+    <w:lsdException w:name="Colorful List Accent 2" w:semiHidden="0" w:uiPriority="72" w:unhideWhenUsed="0"/>
+    <w:lsdException w:name="Colorful Grid Accent 2" w:semiHidden="0" w:uiPriority="73" w:unhideWhenUsed="0"/>
+    <w:lsdException w:name="Light Shading Accent 3" w:semiHidden="0" w:uiPriority="60" w:unhideWhenUsed="0"/>
+    <w:lsdException w:name="Light List Accent 3" w:semiHidden="0" w:uiPriority="61" w:unhideWhenUsed="0"/>
+    <w:lsdException w:name="Light Grid Accent 3" w:semiHidden="0" w:uiPriority="62" w:unhideWhenUsed="0"/>
+    <w:lsdException w:name="Medium Shading 1 Accent 3" w:semiHidden="0" w:uiPriority="63" w:unhideWhenUsed="0"/>
+    <w:lsdException w:name="Medium Shading 2 Accent 3" w:semiHidden="0" w:uiPriority="64" w:unhideWhenUsed="0"/>
+    <w:lsdException w:name="Medium List 1 Accent 3" w:semiHidden="0" w:uiPriority="65" w:unhideWhenUsed="0"/>
+    <w:lsdException w:name="Medium List 2 Accent 3" w:semiHidden="0" w:uiPriority="66" w:unhideWhenUsed="0"/>
+    <w:lsdException w:name="Medium Grid 1 Accent 3" w:semiHidden="0" w:uiPriority="67" w:unhideWhenUsed="0"/>
+    <w:lsdException w:name="Medium Grid 2 Accent 3" w:semiHidden="0" w:uiPriority="68" w:unhideWhenUsed="0"/>
+    <w:lsdException w:name="Medium Grid 3 Accent 3" w:semiHidden="0" w:uiPriority="69" w:unhideWhenUsed="0"/>
+    <w:lsdException w:name="Dark List Accent 3" w:semiHidden="0" w:uiPriority="70" w:unhideWhenUsed="0"/>
+    <w:lsdException w:name="Colorful Shading Accent 3" w:semiHidden="0" w:uiPriority="71" w:unhideWhenUsed="0"/>
+    <w:lsdException w:name="Colorful List Accent 3" w:semiHidden="0" w:uiPriority="72" w:unhideWhenUsed="0"/>
+    <w:lsdException w:name="Colorful Grid Accent 3" w:semiHidden="0" w:uiPriority="73" w:unhideWhenUsed="0"/>
+    <w:lsdException w:name="Light Shading Accent 4" w:semiHidden="0" w:uiPriority="60" w:unhideWhenUsed="0"/>
+    <w:lsdException w:name="Light List Accent 4" w:semiHidden="0" w:uiPriority="61" w:unhideWhenUsed="0"/>
+    <w:lsdException w:name="Light Grid Accent 4" w:semiHidden="0" w:uiPriority="62" w:unhideWhenUsed="0"/>
+    <w:lsdException w:name="Medium Shading 1 Accent 4" w:semiHidden="0" w:uiPriority="63" w:unhideWhenUsed="0"/>
+    <w:lsdException w:name="Medium Shading 2 Accent 4" w:semiHidden="0" w:uiPriority="64" w:unhideWhenUsed="0"/>
+    <w:lsdException w:name="Medium List 1 Accent 4" w:semiHidden="0" w:uiPriority="65" w:unhideWhenUsed="0"/>
+    <w:lsdException w:name="Medium List 2 Accent 4" w:semiHidden="0" w:uiPriority="66" w:unhideWhenUsed="0"/>
+    <w:lsdException w:name="Medium Grid 1 Accent 4" w:semiHidden="0" w:uiPriority="67" w:unhideWhenUsed="0"/>
+    <w:lsdException w:name="Medium Grid 2 Accent 4" w:semiHidden="0" w:uiPriority="68" w:unhideWhenUsed="0"/>
+    <w:lsdException w:name="Medium Grid 3 Accent 4" w:semiHidden="0" w:uiPriority="69" w:unhideWhenUsed="0"/>
+    <w:lsdException w:name="Dark List Accent 4" w:semiHidden="0" w:uiPriority="70" w:unhideWhenUsed="0"/>
+    <w:lsdException w:name="Colorful Shading Accent 4" w:semiHidden="0" w:uiPriority="71" w:unhideWhenUsed="0"/>
+    <w:lsdException w:name="Colorful List Accent 4" w:semiHidden="0" w:uiPriority="72" w:unhideWhenUsed="0"/>
+    <w:lsdException w:name="Colorful Grid Accent 4" w:semiHidden="0" w:uiPriority="73" w:unhideWhenUsed="0"/>
+    <w:lsdException w:name="Light Shading Accent 5" w:semiHidden="0" w:uiPriority="60" w:unhideWhenUsed="0"/>
+    <w:lsdException w:name="Light List Accent 5" w:semiHidden="0" w:uiPriority="61" w:unhideWhenUsed="0"/>
+    <w:lsdException w:name="Light Grid Accent 5" w:semiHidden="0" w:uiPriority="62" w:unhideWhenUsed="0"/>
+    <w:lsdException w:name="Medium Shading 1 Accent 5" w:semiHidden="0" w:uiPriority="63" w:unhideWhenUsed="0"/>
+    <w:lsdException w:name="Medium Shading 2 Accent 5" w:semiHidden="0" w:uiPriority="64" w:unhideWhenUsed="0"/>
+    <w:lsdException w:name="Medium List 1 Accent 5" w:semiHidden="0" w:uiPriority="65" w:unhideWhenUsed="0"/>
+    <w:lsdException w:name="Medium List 2 Accent 5" w:semiHidden="0" w:uiPriority="66" w:unhideWhenUsed="0"/>
+    <w:lsdException w:name="Medium Grid 1 Accent 5" w:semiHidden="0" w:uiPriority="67" w:unhideWhenUsed="0"/>
+    <w:lsdException w:name="Medium Grid 2 Accent 5" w:semiHidden="0" w:uiPriority="68" w:unhideWhenUsed="0"/>
+    <w:lsdException w:name="Medium Grid 3 Accent 5" w:semiHidden="0" w:uiPriority="69" w:unhideWhenUsed="0"/>
+    <w:lsdException w:name="Dark List Accent 5" w:semiHidden="0" w:uiPriority="70" w:unhideWhenUsed="0"/>
+    <w:lsdException w:name="Colorful Shading Accent 5" w:semiHidden="0" w:uiPriority="71" w:unhideWhenUsed="0"/>
+    <w:lsdException w:name="Colorful List Accent 5" w:semiHidden="0" w:uiPriority="72" w:unhideWhenUsed="0"/>
+    <w:lsdException w:name="Colorful Grid Accent 5" w:semiHidden="0" w:uiPriority="73" w:unhideWhenUsed="0"/>
+    <w:lsdException w:name="Light Shading Accent 6" w:semiHidden="0" w:uiPriority="60" w:unhideWhenUsed="0"/>
+    <w:lsdException w:name="Light List Accent 6" w:semiHidden="0" w:uiPriority="61" w:unhideWhenUsed="0"/>
+    <w:lsdException w:name="Light Grid Accent 6" w:semiHidden="0" w:uiPriority="62" w:unhideWhenUsed="0"/>
+    <w:lsdException w:name="Medium Shading 1 Accent 6" w:semiHidden="0" w:uiPriority="63" w:unhideWhenUsed="0"/>
+    <w:lsdException w:name="Medium Shading 2 Accent 6" w:semiHidden="0" w:uiPriority="64" w:unhideWhenUsed="0"/>
+    <w:lsdException w:name="Medium List 1 Accent 6" w:semiHidden="0" w:uiPriority="65" w:unhideWhenUsed="0"/>
+    <w:lsdException w:name="Medium List 2 Accent 6" w:semiHidden="0" w:uiPriority="66" w:unhideWhenUsed="0"/>
+    <w:lsdException w:name="Medium Grid 1 Accent 6" w:semiHidden="0" w:uiPriority="67" w:unhideWhenUsed="0"/>
+    <w:lsdException w:name="Medium Grid 2 Accent 6" w:semiHidden="0" w:uiPriority="68" w:unhideWhenUsed="0"/>
+    <w:lsdException w:name="Medium Grid 3 Accent 6" w:semiHidden="0" w:uiPriority="69" w:unhideWhenUsed="0"/>
+    <w:lsdException w:name="Dark List Accent 6" w:semiHidden="0" w:uiPriority="70" w:unhideWhenUsed="0"/>
+    <w:lsdException w:name="Colorful Shading Accent 6" w:semiHidden="0" w:uiPriority="71" w:unhideWhenUsed="0"/>
+    <w:lsdException w:name="Colorful List Accent 6" w:semiHidden="0" w:uiPriority="72" w:unhideWhenUsed="0"/>
+    <w:lsdException w:name="Colorful Grid Accent 6" w:semiHidden="0" w:uiPriority="73" w:unhideWhenUsed="0"/>
+    <w:lsdException w:name="Subtle Emphasis" w:semiHidden="0" w:uiPriority="19" w:unhideWhenUsed="0" w:qFormat="1"/>
+    <w:lsdException w:name="Intense Emphasis" w:semiHidden="0" w:uiPriority="21" w:unhideWhenUsed="0" w:qFormat="1"/>
+    <w:lsdException w:name="Subtle Reference" w:semiHidden="0" w:uiPriority="31" w:unhideWhenUsed="0" w:qFormat="1"/>
+    <w:lsdException w:name="Intense Reference" w:semiHidden="0" w:uiPriority="32" w:unhideWhenUsed="0" w:qFormat="1"/>
+    <w:lsdException w:name="Book Title" w:semiHidden="0" w:uiPriority="33" w:unhideWhenUsed="0" w:qFormat="1"/>
+    <w:lsdException w:name="Bibliography" w:uiPriority="37"/>
+    <w:lsdException w:name="TOC Heading" w:uiPriority="39" w:qFormat="1"/>
+    <w:lsdException w:name="Plain Table 1" w:semiHidden="0" w:uiPriority="41" w:unhideWhenUsed="0"/>
+    <w:lsdException w:name="Plain Table 2" w:semiHidden="0" w:uiPriority="42" w:unhideWhenUsed="0"/>
+    <w:lsdException w:name="Plain Table 3" w:semiHidden="0" w:uiPriority="43" w:unhideWhenUsed="0"/>
+    <w:lsdException w:name="Plain Table 4" w:semiHidden="0" w:uiPriority="44" w:unhideWhenUsed="0"/>
+    <w:lsdException w:name="Plain Table 5" w:semiHidden="0" w:uiPriority="45" w:unhideWhenUsed="0"/>
+    <w:lsdException w:name="Grid Table Light" w:semiHidden="0" w:uiPriority="40" w:unhideWhenUsed="0"/>
+    <w:lsdException w:name="Grid Table 1 Light" w:semiHidden="0" w:uiPriority="46" w:unhideWhenUsed="0"/>
+    <w:lsdException w:name="Grid Table 2" w:semiHidden="0" w:uiPriority="47" w:unhideWhenUsed="0"/>
+    <w:lsdException w:name="Grid Table 3" w:semiHidden="0" w:uiPriority="48" w:unhideWhenUsed="0"/>
+    <w:lsdException w:name="Grid Table 4" w:semiHidden="0" w:uiPriority="49" w:unhideWhenUsed="0"/>
+    <w:lsdException w:name="Grid Table 5 Dark" w:semiHidden="0" w:uiPriority="50" w:unhideWhenUsed="0"/>
+    <w:lsdException w:name="Grid Table 6 Colorful" w:semiHidden="0" w:uiPriority="51" w:unhideWhenUsed="0"/>
+    <w:lsdException w:name="Grid Table 7 Colorful" w:semiHidden="0" w:uiPriority="52" w:unhideWhenUsed="0"/>
+    <w:lsdException w:name="Grid Table 1 Light Accent 1" w:semiHidden="0" w:uiPriority="46" w:unhideWhenUsed="0"/>
+    <w:lsdException w:name="Grid Table 2 Accent 1" w:semiHidden="0" w:uiPriority="47" w:unhideWhenUsed="0"/>
+    <w:lsdException w:name="Grid Table 3 Accent 1" w:semiHidden="0" w:uiPriority="48" w:unhideWhenUsed="0"/>
+    <w:lsdException w:name="Grid Table 4 Accent 1" w:semiHidden="0" w:uiPriority="49" w:unhideWhenUsed="0"/>
+    <w:lsdException w:name="Grid Table 5 Dark Accent 1" w:semiHidden="0" w:uiPriority="50" w:unhideWhenUsed="0"/>
+    <w:lsdException w:name="Grid Table 6 Colorful Accent 1" w:semiHidden="0" w:uiPriority="51" w:unhideWhenUsed="0"/>
+    <w:lsdException w:name="Grid Table 7 Colorful Accent 1" w:semiHidden="0" w:uiPriority="52" w:unhideWhenUsed="0"/>
+    <w:lsdException w:name="Grid Table 1 Light Accent 2" w:semiHidden="0" w:uiPriority="46" w:unhideWhenUsed="0"/>
+    <w:lsdException w:name="Grid Table 2 Accent 2" w:semiHidden="0" w:uiPriority="47" w:unhideWhenUsed="0"/>
+    <w:lsdException w:name="Grid Table 3 Accent 2" w:semiHidden="0" w:uiPriority="48" w:unhideWhenUsed="0"/>
+    <w:lsdException w:name="Grid Table 4 Accent 2" w:semiHidden="0" w:uiPriority="49" w:unhideWhenUsed="0"/>
+    <w:lsdException w:name="Grid Table 5 Dark Accent 2" w:semiHidden="0" w:uiPriority="50" w:unhideWhenUsed="0"/>
+    <w:lsdException w:name="Grid Table 6 Colorful Accent 2" w:semiHidden="0" w:uiPriority="51" w:unhideWhenUsed="0"/>
+    <w:lsdException w:name="Grid Table 7 Colorful Accent 2" w:semiHidden="0" w:uiPriority="52" w:unhideWhenUsed="0"/>
+    <w:lsdException w:name="Grid Table 1 Light Accent 3" w:semiHidden="0" w:uiPriority="46" w:unhideWhenUsed="0"/>
+    <w:lsdException w:name="Grid Table 2 Accent 3" w:semiHidden="0" w:uiPriority="47" w:unhideWhenUsed="0"/>
+    <w:lsdException w:name="Grid Table 3 Accent 3" w:semiHidden="0" w:uiPriority="48" w:unhideWhenUsed="0"/>
+    <w:lsdException w:name="Grid Table 4 Accent 3" w:semiHidden="0" w:uiPriority="49" w:unhideWhenUsed="0"/>
+    <w:lsdException w:name="Grid Table 5 Dark Accent 3" w:semiHidden="0" w:uiPriority="50" w:unhideWhenUsed="0"/>
+    <w:lsdException w:name="Grid Table 6 Colorful Accent 3" w:semiHidden="0" w:uiPriority="51" w:unhideWhenUsed="0"/>
+    <w:lsdException w:name="Grid Table 7 Colorful Accent 3" w:semiHidden="0" w:uiPriority="52" w:unhideWhenUsed="0"/>
+    <w:lsdException w:name="Grid Table 1 Light Accent 4" w:semiHidden="0" w:uiPriority="46" w:unhideWhenUsed="0"/>
+    <w:lsdException w:name="Grid Table 2 Accent 4" w:semiHidden="0" w:uiPriority="47" w:unhideWhenUsed="0"/>
+    <w:lsdException w:name="Grid Table 3 Accent 4" w:semiHidden="0" w:uiPriority="48" w:unhideWhenUsed="0"/>
+    <w:lsdException w:name="Grid Table 4 Accent 4" w:semiHidden="0" w:uiPriority="49" w:unhideWhenUsed="0"/>
+    <w:lsdException w:name="Grid Table 5 Dark Accent 4" w:semiHidden="0" w:uiPriority="50" w:unhideWhenUsed="0"/>
+    <w:lsdException w:name="Grid Table 6 Colorful Accent 4" w:semiHidden="0" w:uiPriority="51" w:unhideWhenUsed="0"/>
+    <w:lsdException w:name="Grid Table 7 Colorful Accent 4" w:semiHidden="0" w:uiPriority="52" w:unhideWhenUsed="0"/>
+    <w:lsdException w:name="Grid Table 1 Light Accent 5" w:semiHidden="0" w:uiPriority="46" w:unhideWhenUsed="0"/>
+    <w:lsdException w:name="Grid Table 2 Accent 5" w:semiHidden="0" w:uiPriority="47" w:unhideWhenUsed="0"/>
+    <w:lsdException w:name="Grid Table 3 Accent 5" w:semiHidden="0" w:uiPriority="48" w:unhideWhenUsed="0"/>
+    <w:lsdException w:name="Grid Table 4 Accent 5" w:semiHidden="0" w:uiPriority="49" w:unhideWhenUsed="0"/>
+    <w:lsdException w:name="Grid Table 5 Dark Accent 5" w:semiHidden="0" w:uiPriority="50" w:unhideWhenUsed="0"/>
+    <w:lsdException w:name="Grid Table 6 Colorful Accent 5" w:semiHidden="0" w:uiPriority="51" w:unhideWhenUsed="0"/>
+    <w:lsdException w:name="Grid Table 7 Colorful Accent 5" w:semiHidden="0" w:uiPriority="52" w:unhideWhenUsed="0"/>
+    <w:lsdException w:name="Grid Table 1 Light Accent 6" w:semiHidden="0" w:uiPriority="46" w:unhideWhenUsed="0"/>
+    <w:lsdException w:name="Grid Table 2 Accent 6" w:semiHidden="0" w:uiPriority="47" w:unhideWhenUsed="0"/>
+    <w:lsdException w:name="Grid Table 3 Accent 6" w:semiHidden="0" w:uiPriority="48" w:unhideWhenUsed="0"/>
+    <w:lsdException w:name="Grid Table 4 Accent 6" w:semiHidden="0" w:uiPriority="49" w:unhideWhenUsed="0"/>
+    <w:lsdException w:name="Grid Table 5 Dark Accent 6" w:semiHidden="0" w:uiPriority="50" w:unhideWhenUsed="0"/>
+    <w:lsdException w:name="Grid Table 6 Colorful Accent 6" w:semiHidden="0" w:uiPriority="51" w:unhideWhenUsed="0"/>
+    <w:lsdException w:name="Grid Table 7 Colorful Accent 6" w:semiHidden="0" w:uiPriority="52" w:unhideWhenUsed="0"/>
+    <w:lsdException w:name="List Table 1 Light" w:semiHidden="0" w:uiPriority="46" w:unhideWhenUsed="0"/>
+    <w:lsdException w:name="List Table 2" w:semiHidden="0" w:uiPriority="47" w:unhideWhenUsed="0"/>
+    <w:lsdException w:name="List Table 3" w:semiHidden="0" w:uiPriority="48" w:unhideWhenUsed="0"/>
+    <w:lsdException w:name="List Table 4" w:semiHidden="0" w:uiPriority="49" w:unhideWhenUsed="0"/>
+    <w:lsdException w:name="List Table 5 Dark" w:semiHidden="0" w:uiPriority="50" w:unhideWhenUsed="0"/>
+    <w:lsdException w:name="List Table 6 Colorful" w:semiHidden="0" w:uiPriority="51" w:unhideWhenUsed="0"/>
+    <w:lsdException w:name="List Table 7 Colorful" w:semiHidden="0" w:uiPriority="52" w:unhideWhenUsed="0"/>
+    <w:lsdException w:name="List Table 1 Light Accent 1" w:semiHidden="0" w:uiPriority="46" w:unhideWhenUsed="0"/>
+    <w:lsdException w:name="List Table 2 Accent 1" w:semiHidden="0" w:uiPriority="47" w:unhideWhenUsed="0"/>
+    <w:lsdException w:name="List Table 3 Accent 1" w:semiHidden="0" w:uiPriority="48" w:unhideWhenUsed="0"/>
+    <w:lsdException w:name="List Table 4 Accent 1" w:semiHidden="0" w:uiPriority="49" w:unhideWhenUsed="0"/>
+    <w:lsdException w:name="List Table 5 Dark Accent 1" w:semiHidden="0" w:uiPriority="50" w:unhideWhenUsed="0"/>
+    <w:lsdException w:name="List Table 6 Colorful Accent 1" w:semiHidden="0" w:uiPriority="51" w:unhideWhenUsed="0"/>
+    <w:lsdException w:name="List Table 7 Colorful Accent 1" w:semiHidden="0" w:uiPriority="52" w:unhideWhenUsed="0"/>
+    <w:lsdException w:name="List Table 1 Light Accent 2" w:semiHidden="0" w:uiPriority="46" w:unhideWhenUsed="0"/>
+    <w:lsdException w:name="List Table 2 Accent 2" w:semiHidden="0" w:uiPriority="47" w:unhideWhenUsed="0"/>
+    <w:lsdException w:name="List Table 3 Accent 2" w:semiHidden="0" w:uiPriority="48" w:unhideWhenUsed="0"/>
+    <w:lsdException w:name="List Table 4 Accent 2" w:semiHidden="0" w:uiPriority="49" w:unhideWhenUsed="0"/>
+    <w:lsdException w:name="List Table 5 Dark Accent 2" w:semiHidden="0" w:uiPriority="50" w:unhideWhenUsed="0"/>
+    <w:lsdException w:name="List Table 6 Colorful Accent 2" w:semiHidden="0" w:uiPriority="51" w:unhideWhenUsed="0"/>
+    <w:lsdException w:name="List Table 7 Colorful Accent 2" w:semiHidden="0" w:uiPriority="52" w:unhideWhenUsed="0"/>
+    <w:lsdException w:name="List Table 1 Light Accent 3" w:semiHidden="0" w:uiPriority="46" w:unhideWhenUsed="0"/>
+    <w:lsdException w:name="List Table 2 Accent 3" w:semiHidden="0" w:uiPriority="47" w:unhideWhenUsed="0"/>
+    <w:lsdException w:name="List Table 3 Accent 3" w:semiHidden="0" w:uiPriority="48" w:unhideWhenUsed="0"/>
+    <w:lsdException w:name="List Table 4 Accent 3" w:semiHidden="0" w:uiPriority="49" w:unhideWhenUsed="0"/>
+    <w:lsdException w:name="List Table 5 Dark Accent 3" w:semiHidden="0" w:uiPriority="50" w:unhideWhenUsed="0"/>
+    <w:lsdException w:name="List Table 6 Colorful Accent 3" w:semiHidden="0" w:uiPriority="51" w:unhideWhenUsed="0"/>
+    <w:lsdException w:name="List Table 7 Colorful Accent 3" w:semiHidden="0" w:uiPriority="52" w:unhideWhenUsed="0"/>
+    <w:lsdException w:name="List Table 1 Light Accent 4" w:semiHidden="0" w:uiPriority="46" w:unhideWhenUsed="0"/>
+    <w:lsdException w:name="List Table 2 Accent 4" w:semiHidden="0" w:uiPriority="47" w:unhideWhenUsed="0"/>
+    <w:lsdException w:name="List Table 3 Accent 4" w:semiHidden="0" w:uiPriority="48" w:unhideWhenUsed="0"/>
+    <w:lsdException w:name="List Table 4 Accent 4" w:semiHidden="0" w:uiPriority="49" w:unhideWhenUsed="0"/>
+    <w:lsdException w:name="List Table 5 Dark Accent 4" w:semiHidden="0" w:uiPriority="50" w:unhideWhenUsed="0"/>
+    <w:lsdException w:name="List Table 6 Colorful Accent 4" w:semiHidden="0" w:uiPriority="51" w:unhideWhenUsed="0"/>
+    <w:lsdException w:name="List Table 7 Colorful Accent 4" w:semiHidden="0" w:uiPriority="52" w:unhideWhenUsed="0"/>
+    <w:lsdException w:name="List Table 1 Light Accent 5" w:semiHidden="0" w:uiPriority="46" w:unhideWhenUsed="0"/>
+    <w:lsdException w:name="List Table 2 Accent 5" w:semiHidden="0" w:uiPriority="47" w:unhideWhenUsed="0"/>
+    <w:lsdException w:name="List Table 3 Accent 5" w:semiHidden="0" w:uiPriority="48" w:unhideWhenUsed="0"/>
+    <w:lsdException w:name="List Table 4 Accent 5" w:semiHidden="0" w:uiPriority="49" w:unhideWhenUsed="0"/>
+    <w:lsdException w:name="List Table 5 Dark Accent 5" w:semiHidden="0" w:uiPriority="50" w:unhideWhenUsed="0"/>
+    <w:lsdException w:name="List Table 6 Colorful Accent 5" w:semiHidden="0" w:uiPriority="51" w:unhideWhenUsed="0"/>
+    <w:lsdException w:name="List Table 7 Colorful Accent 5" w:semiHidden="0" w:uiPriority="52" w:unhideWhenUsed="0"/>
+    <w:lsdException w:name="List Table 1 Light Accent 6" w:semiHidden="0" w:uiPriority="46" w:unhideWhenUsed="0"/>
+    <w:lsdException w:name="List Table 2 Accent 6" w:semiHidden="0" w:uiPriority="47" w:unhideWhenUsed="0"/>
+    <w:lsdException w:name="List Table 3 Accent 6" w:semiHidden="0" w:uiPriority="48" w:unhideWhenUsed="0"/>
+    <w:lsdException w:name="List Table 4 Accent 6" w:semiHidden="0" w:uiPriority="49" w:unhideWhenUsed="0"/>
+    <w:lsdException w:name="List Table 5 Dark Accent 6" w:semiHidden="0" w:uiPriority="50" w:unhideWhenUsed="0"/>
+    <w:lsdException w:name="List Table 6 Colorful Accent 6" w:semiHidden="0" w:uiPriority="51" w:unhideWhenUsed="0"/>
+    <w:lsdException w:name="List Table 7 Colorful Accent 6" w:semiHidden="0" w:uiPriority="52" w:unhideWhenUsed="0"/>
+  </w:latentStyles>
+  <w:style w:type="paragraph" w:styleId="para0" w:default="1">
+    <w:name w:val="Normal"/>
+    <w:qFormat/>
+  </w:style>
+  <w:style w:type="paragraph" w:styleId="para1">
+    <w:name w:val="heading 1"/>
+    <w:qFormat/>
+    <w:basedOn w:val="para0"/>
+    <w:next w:val="para0"/>
+    <w:pPr>
+      <w:spacing w:before="480" w:after="120"/>
+      <w:keepNext/>
+      <w:keepLines/>
+    </w:pPr>
+    <w:rPr>
+      <w:b/>
+      <w:bCs/>
+      <w:sz w:val="28"/>
+      <w:szCs w:val="28"/>
+    </w:rPr>
+  </w:style>
+  <w:style w:type="paragraph" w:styleId="para2">
+    <w:name w:val="heading 2"/>
+    <w:qFormat/>
+    <w:basedOn w:val="para0"/>
+    <w:next w:val="para0"/>
+    <w:pPr>
+      <w:spacing w:before="360" w:after="80"/>
+      <w:keepNext/>
+      <w:keepLines/>
+    </w:pPr>
+    <w:rPr>
+      <w:b/>
+      <w:bCs/>
+      <w:sz w:val="24"/>
+      <w:szCs w:val="24"/>
+    </w:rPr>
+  </w:style>
+  <w:style w:type="paragraph" w:styleId="para3">
+    <w:name w:val="heading 3"/>
+    <w:qFormat/>
+    <w:basedOn w:val="para0"/>
+    <w:next w:val="para0"/>
+    <w:pPr>
+      <w:spacing w:before="280" w:after="80"/>
+      <w:keepNext/>
+      <w:keepLines/>
+    </w:pPr>
+    <w:rPr>
+      <w:b/>
+      <w:bCs/>
+      <w:color w:val="666666"/>
+      <w:sz w:val="24"/>
+      <w:szCs w:val="24"/>
+    </w:rPr>
+  </w:style>
+  <w:style w:type="paragraph" w:styleId="para4">
+    <w:name w:val="heading 4"/>
+    <w:qFormat/>
+    <w:basedOn w:val="para0"/>
+    <w:next w:val="para0"/>
+    <w:pPr>
+      <w:spacing w:before="240" w:after="40"/>
+      <w:keepNext/>
+      <w:keepLines/>
+    </w:pPr>
+    <w:rPr>
+      <w:i/>
+      <w:iCs/>
+      <w:color w:val="666666"/>
+    </w:rPr>
+  </w:style>
+  <w:style w:type="paragraph" w:styleId="para5">
+    <w:name w:val="heading 5"/>
+    <w:qFormat/>
+    <w:basedOn w:val="para0"/>
+    <w:next w:val="para0"/>
+    <w:pPr>
+      <w:spacing w:before="220" w:after="40"/>
+      <w:keepNext/>
+      <w:keepLines/>
+    </w:pPr>
+    <w:rPr>
+      <w:b/>
+      <w:bCs/>
+      <w:color w:val="666666"/>
+      <w:sz w:val="20"/>
+      <w:szCs w:val="20"/>
+    </w:rPr>
+  </w:style>
+  <w:style w:type="paragraph" w:styleId="para6">
+    <w:name w:val="heading 6"/>
+    <w:qFormat/>
+    <w:basedOn w:val="para0"/>
+    <w:next w:val="para0"/>
+    <w:pPr>
+      <w:spacing w:before="200" w:after="40"/>
+      <w:keepNext/>
+      <w:keepLines/>
+    </w:pPr>
+    <w:rPr>
+      <w:i/>
+      <w:iCs/>
+      <w:color w:val="666666"/>
+      <w:sz w:val="20"/>
+      <w:szCs w:val="20"/>
+    </w:rPr>
+  </w:style>
+  <w:style w:type="paragraph" w:styleId="para7">
+    <w:name w:val="Title"/>
+    <w:qFormat/>
+    <w:basedOn w:val="para0"/>
+    <w:next w:val="para0"/>
+    <w:pPr>
+      <w:ind w:left="220" w:firstLine="0"/>
+      <w:spacing w:before="480" w:after="120"/>
+      <w:keepNext/>
+      <w:keepLines/>
+    </w:pPr>
+    <w:rPr>
+      <w:b/>
+      <w:bCs/>
+      <w:sz w:val="24"/>
+      <w:szCs w:val="24"/>
+    </w:rPr>
+  </w:style>
+  <w:style w:type="paragraph" w:styleId="para8">
+    <w:name w:val="Subtitle"/>
+    <w:qFormat/>
+    <w:basedOn w:val="para0"/>
+    <w:next w:val="para0"/>
+    <w:pPr>
+      <w:spacing w:before="360" w:after="80"/>
+      <w:keepNext/>
+      <w:keepLines/>
+    </w:pPr>
+    <w:rPr>
+      <w:rFonts w:ascii="Georgia" w:hAnsi="Georgia" w:eastAsia="Georgia" w:cs="Georgia"/>
+      <w:i/>
+      <w:iCs/>
+      <w:color w:val="666666"/>
+      <w:sz w:val="48"/>
+      <w:szCs w:val="48"/>
+    </w:rPr>
+  </w:style>
+  <w:style w:type="character" w:styleId="char0" w:default="1">
+    <w:name w:val="Default Paragraph Font"/>
+  </w:style>
+  <w:style w:type="table" w:default="1" w:styleId="TableNormal">
+    <w:name w:val="Normal Table"/>
+    <w:uiPriority w:val="99"/>
+    <w:semiHidden/>
+    <w:unhideWhenUsed/>
+    <w:tblPr>
+      <w:tblStyleRowBandSize w:val="1"/>
+      <w:tblStyleColBandSize w:val="1"/>
+      <w:tblInd w:w="0" w:type="dxa"/>
+      <w:tblCellMar>
+        <w:top w:w="0" w:type="dxa"/>
+        <w:left w:w="108" w:type="dxa"/>
+        <w:bottom w:w="0" w:type="dxa"/>
+        <w:right w:w="108" w:type="dxa"/>
+      </w:tblCellMar>
+    </w:tblPr>
   </w:style>
 </w:styles>
 </file>
@@ -517,10 +1530,10 @@
   <a:themeElements>
     <a:clrScheme name="Office">
       <a:dk1>
-        <a:sysClr val="windowText" lastClr="000000"/>
+        <a:sysClr val="windowText" lastClr="FFFFFF"/>
       </a:dk1>
       <a:lt1>
-        <a:sysClr val="window" lastClr="FFFFFF"/>
+        <a:sysClr val="window" lastClr="000000"/>
       </a:lt1>
       <a:dk2>
         <a:srgbClr val="1F497D"/>
@@ -555,74 +1568,14 @@
     </a:clrScheme>
     <a:fontScheme name="Office">
       <a:majorFont>
-        <a:latin typeface="Calibri"/>
-        <a:ea typeface=""/>
-        <a:cs typeface=""/>
-        <a:font script="Jpan" typeface="ＭＳ ゴシック"/>
-        <a:font script="Hang" typeface="맑은 고딕"/>
-        <a:font script="Hans" typeface="宋体"/>
-        <a:font script="Hant" typeface="新細明體"/>
-        <a:font script="Arab" typeface="Times New Roman"/>
-        <a:font script="Hebr" typeface="Times New Roman"/>
-        <a:font script="Thai" typeface="Angsana New"/>
-        <a:font script="Ethi" typeface="Nyala"/>
-        <a:font script="Beng" typeface="Vrinda"/>
-        <a:font script="Gujr" typeface="Shruti"/>
-        <a:font script="Khmr" typeface="MoolBoran"/>
-        <a:font script="Knda" typeface="Tunga"/>
-        <a:font script="Guru" typeface="Raavi"/>
-        <a:font script="Cans" typeface="Euphemia"/>
-        <a:font script="Cher" typeface="Plantagenet Cherokee"/>
-        <a:font script="Yiii" typeface="Microsoft Yi Baiti"/>
-        <a:font script="Tibt" typeface="Microsoft Himalaya"/>
-        <a:font script="Thaa" typeface="MV Boli"/>
-        <a:font script="Deva" typeface="Mangal"/>
-        <a:font script="Telu" typeface="Gautami"/>
-        <a:font script="Taml" typeface="Latha"/>
-        <a:font script="Syrc" typeface="Estrangelo Edessa"/>
-        <a:font script="Orya" typeface="Kalinga"/>
-        <a:font script="Mlym" typeface="Kartika"/>
-        <a:font script="Laoo" typeface="DokChampa"/>
-        <a:font script="Sinh" typeface="Iskoola Pota"/>
-        <a:font script="Mong" typeface="Mongolian Baiti"/>
-        <a:font script="Viet" typeface="Times New Roman"/>
-        <a:font script="Uigh" typeface="Microsoft Uighur"/>
-        <a:font script="Geor" typeface="Sylfaen"/>
+        <a:latin typeface="Arial"/>
+        <a:ea typeface="Arial"/>
+        <a:cs typeface="Arial"/>
       </a:majorFont>
       <a:minorFont>
-        <a:latin typeface="Cambria"/>
-        <a:ea typeface=""/>
-        <a:cs typeface=""/>
-        <a:font script="Jpan" typeface="ＭＳ 明朝"/>
-        <a:font script="Hang" typeface="맑은 고딕"/>
-        <a:font script="Hans" typeface="宋体"/>
-        <a:font script="Hant" typeface="新細明體"/>
-        <a:font script="Arab" typeface="Arial"/>
-        <a:font script="Hebr" typeface="Arial"/>
-        <a:font script="Thai" typeface="Cordia New"/>
-        <a:font script="Ethi" typeface="Nyala"/>
-        <a:font script="Beng" typeface="Vrinda"/>
-        <a:font script="Gujr" typeface="Shruti"/>
-        <a:font script="Khmr" typeface="DaunPenh"/>
-        <a:font script="Knda" typeface="Tunga"/>
-        <a:font script="Guru" typeface="Raavi"/>
-        <a:font script="Cans" typeface="Euphemia"/>
-        <a:font script="Cher" typeface="Plantagenet Cherokee"/>
-        <a:font script="Yiii" typeface="Microsoft Yi Baiti"/>
-        <a:font script="Tibt" typeface="Microsoft Himalaya"/>
-        <a:font script="Thaa" typeface="MV Boli"/>
-        <a:font script="Deva" typeface="Mangal"/>
-        <a:font script="Telu" typeface="Gautami"/>
-        <a:font script="Taml" typeface="Latha"/>
-        <a:font script="Syrc" typeface="Estrangelo Edessa"/>
-        <a:font script="Orya" typeface="Kalinga"/>
-        <a:font script="Mlym" typeface="Kartika"/>
-        <a:font script="Laoo" typeface="DokChampa"/>
-        <a:font script="Sinh" typeface="Iskoola Pota"/>
-        <a:font script="Mong" typeface="Mongolian Baiti"/>
-        <a:font script="Viet" typeface="Arial"/>
-        <a:font script="Uigh" typeface="Microsoft Uighur"/>
-        <a:font script="Geor" typeface="Sylfaen"/>
+        <a:latin typeface="Arial"/>
+        <a:ea typeface="Arial"/>
+        <a:cs typeface="Arial"/>
       </a:minorFont>
     </a:fontScheme>
     <a:fmtScheme name="Office">
@@ -657,16 +1610,20 @@
           <a:gsLst>
             <a:gs pos="0">
               <a:schemeClr val="phClr">
-                <a:tint val="100000"/>
-                <a:shade val="100000"/>
+                <a:shade val="51000"/>
+                <a:satMod val="130000"/>
+              </a:schemeClr>
+            </a:gs>
+            <a:gs pos="80000">
+              <a:schemeClr val="phClr">
+                <a:shade val="93000"/>
                 <a:satMod val="130000"/>
               </a:schemeClr>
             </a:gs>
             <a:gs pos="100000">
               <a:schemeClr val="phClr">
-                <a:tint val="50000"/>
-                <a:shade val="100000"/>
-                <a:satMod val="350000"/>
+                <a:shade val="94000"/>
+                <a:satMod val="135000"/>
               </a:schemeClr>
             </a:gs>
           </a:gsLst>
@@ -790,17 +1747,31 @@
   </a:themeElements>
   <a:objectDefaults>
     <a:spDef>
-      <a:spPr/>
-      <a:bodyPr/>
+      <a:spPr>
+        <a:solidFill>
+          <a:srgbClr val="FFFFFF"/>
+        </a:solidFill>
+        <a:ln w="12700">
+          <a:solidFill>
+            <a:srgbClr val="000000"/>
+          </a:solidFill>
+        </a:ln>
+      </a:spPr>
+      <a:bodyPr spcFirstLastPara="1" vertOverflow="clip" horzOverflow="clip" upright="1">
+        <a:prstTxWarp prst="textNoShape">
+          <a:avLst/>
+        </a:prstTxWarp>
+        <a:noAutofit/>
+      </a:bodyPr>
       <a:lstStyle/>
       <a:style>
-        <a:lnRef idx="1">
+        <a:lnRef idx="0">
           <a:schemeClr val="accent1"/>
         </a:lnRef>
-        <a:fillRef idx="3">
+        <a:fillRef idx="0">
           <a:schemeClr val="accent1"/>
         </a:fillRef>
-        <a:effectRef idx="2">
+        <a:effectRef idx="0">
           <a:schemeClr val="accent1"/>
         </a:effectRef>
         <a:fontRef idx="minor">
@@ -808,25 +1779,6 @@
         </a:fontRef>
       </a:style>
     </a:spDef>
-    <a:lnDef>
-      <a:spPr/>
-      <a:bodyPr/>
-      <a:lstStyle/>
-      <a:style>
-        <a:lnRef idx="2">
-          <a:schemeClr val="accent1"/>
-        </a:lnRef>
-        <a:fillRef idx="0">
-          <a:schemeClr val="accent1"/>
-        </a:fillRef>
-        <a:effectRef idx="1">
-          <a:schemeClr val="accent1"/>
-        </a:effectRef>
-        <a:fontRef idx="minor">
-          <a:schemeClr val="tx1"/>
-        </a:fontRef>
-      </a:style>
-    </a:lnDef>
   </a:objectDefaults>
   <a:extraClrSchemeLst/>
 </a:theme>
